--- a/문장별_해설/3부_34화_Felix_auf_dem_Rad_해설.docx
+++ b/문장별_해설/3부_34화_Felix_auf_dem_Rad_해설.docx
@@ -26,7 +26,7 @@
           <w:color w:val="595959"/>
           <w:sz w:val="20"/>
         </w:rPr>
-        <w:t>대화문 22턴 — 문장별 주요 단어 · 문법 · 표현 · 시제 해설</w:t>
+        <w:t>대화문 31턴 — 문장별 주요 단어 · 문법 · 표현 · 시제 해설</w:t>
       </w:r>
     </w:p>
     <w:p>
@@ -3101,7 +3101,2761 @@
           <w:i w:val="0"/>
           <w:sz w:val="22"/>
         </w:rPr>
-        <w:t>11. Felix: Ich habe heute zwölf Pizzen ausgeliefert, dreimal verfahren, einmal fast einen Radfahrer umgenietet und einem Rentner geholfen, seinen Einkaufswagen die Treppe hochzutragen. Ich fühle mich wie ein Mensch.</w:t>
+        <w:t>11. Jonas: Gegen Mittag stehen wir vor einer Gruppe Studenten, die ihre Pizzen an der Tür entgegennehmen und uns erwartungsvoll anstarren. Felix drückt die Klingel und lächelt, als würde er auf der Bühne stehen.</w:t>
+      </w:r>
+    </w:p>
+    <w:p>
+      <w:pPr>
+        <w:keepNext/>
+        <w:ind w:left="340"/>
+      </w:pPr>
+      <w:r>
+        <w:rPr>
+          <w:rFonts w:ascii="Malgun Gothic" w:hAnsi="Malgun Gothic" w:cs="Malgun Gothic" w:eastAsia="Malgun Gothic"/>
+          <w:b w:val="0"/>
+          <w:i/>
+          <w:color w:val="404040"/>
+          <w:sz w:val="20"/>
+        </w:rPr>
+        <w:t>정오쯤 우리는 문 앞에서 피자를 받으며 기대에 차 우리를 쳐다보는 대학생 무리 앞에 선다. 펠릭스는 벨을 누르고 무대에 선 사람처럼 웃는다.</w:t>
+      </w:r>
+    </w:p>
+    <w:tbl>
+      <w:tblPr>
+        <w:tblW w:type="auto" w:w="0"/>
+        <w:tblLayout w:type="fixed"/>
+        <w:tblLook w:firstColumn="1" w:firstRow="1" w:lastColumn="0" w:lastRow="0" w:noHBand="0" w:noVBand="1" w:val="04A0"/>
+      </w:tblPr>
+      <w:tblGrid>
+        <w:gridCol w:w="4819"/>
+        <w:gridCol w:w="4819"/>
+      </w:tblGrid>
+      <w:tr>
+        <w:tc>
+          <w:tcPr>
+            <w:tcW w:type="dxa" w:w="1500"/>
+            <w:tcBorders>
+              <w:top w:val="single" w:color="BFBFBF" w:sz="4"/>
+              <w:left w:val="single" w:color="BFBFBF" w:sz="4"/>
+              <w:bottom w:val="single" w:color="BFBFBF" w:sz="4"/>
+              <w:right w:val="single" w:color="BFBFBF" w:sz="4"/>
+            </w:tcBorders>
+            <w:shd w:fill="DEEAF6" w:color="auto" w:val="clear"/>
+          </w:tcPr>
+          <w:p>
+            <w:r>
+              <w:rPr>
+                <w:rFonts w:ascii="Malgun Gothic" w:hAnsi="Malgun Gothic" w:cs="Malgun Gothic" w:eastAsia="Malgun Gothic"/>
+                <w:b/>
+                <w:i w:val="0"/>
+                <w:color w:val="1F3864"/>
+                <w:sz w:val="20"/>
+              </w:rPr>
+              <w:t>주요 단어</w:t>
+            </w:r>
+          </w:p>
+        </w:tc>
+        <w:tc>
+          <w:tcPr>
+            <w:tcW w:type="dxa" w:w="8138"/>
+            <w:tcBorders>
+              <w:top w:val="single" w:color="BFBFBF" w:sz="4"/>
+              <w:left w:val="single" w:color="BFBFBF" w:sz="4"/>
+              <w:bottom w:val="single" w:color="BFBFBF" w:sz="4"/>
+              <w:right w:val="single" w:color="BFBFBF" w:sz="4"/>
+            </w:tcBorders>
+          </w:tcPr>
+          <w:p>
+            <w:pPr>
+              <w:spacing w:after="40"/>
+            </w:pPr>
+            <w:r>
+              <w:rPr>
+                <w:rFonts w:ascii="Arial" w:hAnsi="Arial" w:cs="Arial" w:eastAsia="Malgun Gothic"/>
+                <w:b/>
+                <w:i w:val="0"/>
+                <w:sz w:val="20"/>
+              </w:rPr>
+              <w:t>die Bühne, -n</w:t>
+            </w:r>
+            <w:r>
+              <w:rPr>
+                <w:rFonts w:ascii="Malgun Gothic" w:hAnsi="Malgun Gothic" w:cs="Malgun Gothic" w:eastAsia="Malgun Gothic"/>
+                <w:b w:val="0"/>
+                <w:i w:val="0"/>
+                <w:sz w:val="20"/>
+              </w:rPr>
+              <w:t xml:space="preserve">  —  무대</w:t>
+            </w:r>
+          </w:p>
+          <w:p>
+            <w:pPr>
+              <w:spacing w:after="40"/>
+            </w:pPr>
+            <w:r>
+              <w:rPr>
+                <w:rFonts w:ascii="Arial" w:hAnsi="Arial" w:cs="Arial" w:eastAsia="Malgun Gothic"/>
+                <w:b/>
+                <w:i w:val="0"/>
+                <w:sz w:val="20"/>
+              </w:rPr>
+              <w:t>erwartungsvoll</w:t>
+            </w:r>
+            <w:r>
+              <w:rPr>
+                <w:rFonts w:ascii="Malgun Gothic" w:hAnsi="Malgun Gothic" w:cs="Malgun Gothic" w:eastAsia="Malgun Gothic"/>
+                <w:b w:val="0"/>
+                <w:i w:val="0"/>
+                <w:sz w:val="20"/>
+              </w:rPr>
+              <w:t xml:space="preserve">  —  기대에 차서</w:t>
+            </w:r>
+          </w:p>
+          <w:p>
+            <w:pPr>
+              <w:spacing w:after="40"/>
+            </w:pPr>
+            <w:r>
+              <w:rPr>
+                <w:rFonts w:ascii="Arial" w:hAnsi="Arial" w:cs="Arial" w:eastAsia="Malgun Gothic"/>
+                <w:b/>
+                <w:i w:val="0"/>
+                <w:sz w:val="20"/>
+              </w:rPr>
+              <w:t>entgegennehmen</w:t>
+            </w:r>
+            <w:r>
+              <w:rPr>
+                <w:rFonts w:ascii="Malgun Gothic" w:hAnsi="Malgun Gothic" w:cs="Malgun Gothic" w:eastAsia="Malgun Gothic"/>
+                <w:b w:val="0"/>
+                <w:i w:val="0"/>
+                <w:sz w:val="20"/>
+              </w:rPr>
+              <w:t xml:space="preserve">  —  받다</w:t>
+            </w:r>
+          </w:p>
+        </w:tc>
+      </w:tr>
+      <w:tr>
+        <w:tc>
+          <w:tcPr>
+            <w:tcW w:type="dxa" w:w="1500"/>
+            <w:tcBorders>
+              <w:top w:val="single" w:color="BFBFBF" w:sz="4"/>
+              <w:left w:val="single" w:color="BFBFBF" w:sz="4"/>
+              <w:bottom w:val="single" w:color="BFBFBF" w:sz="4"/>
+              <w:right w:val="single" w:color="BFBFBF" w:sz="4"/>
+            </w:tcBorders>
+            <w:shd w:fill="DEEAF6" w:color="auto" w:val="clear"/>
+          </w:tcPr>
+          <w:p>
+            <w:r>
+              <w:rPr>
+                <w:rFonts w:ascii="Malgun Gothic" w:hAnsi="Malgun Gothic" w:cs="Malgun Gothic" w:eastAsia="Malgun Gothic"/>
+                <w:b/>
+                <w:i w:val="0"/>
+                <w:color w:val="1F3864"/>
+                <w:sz w:val="20"/>
+              </w:rPr>
+              <w:t>문법</w:t>
+            </w:r>
+          </w:p>
+        </w:tc>
+        <w:tc>
+          <w:tcPr>
+            <w:tcW w:type="dxa" w:w="8138"/>
+            <w:tcBorders>
+              <w:top w:val="single" w:color="BFBFBF" w:sz="4"/>
+              <w:left w:val="single" w:color="BFBFBF" w:sz="4"/>
+              <w:bottom w:val="single" w:color="BFBFBF" w:sz="4"/>
+              <w:right w:val="single" w:color="BFBFBF" w:sz="4"/>
+            </w:tcBorders>
+          </w:tcPr>
+          <w:p>
+            <w:pPr>
+              <w:spacing w:after="40"/>
+            </w:pPr>
+            <w:r>
+              <w:rPr>
+                <w:rFonts w:ascii="Malgun Gothic" w:hAnsi="Malgun Gothic" w:cs="Malgun Gothic" w:eastAsia="Malgun Gothic"/>
+                <w:b w:val="0"/>
+                <w:i w:val="0"/>
+                <w:sz w:val="20"/>
+              </w:rPr>
+              <w:t>eine Gruppe Studenten, die ihre Pizzen ... entgegennehmen und ... anstarren에서 관계절의 두 동사가 끝에 병렬됩니다. als würde er auf der Bühne stehen은 접속법 II 비교절입니다.</w:t>
+            </w:r>
+          </w:p>
+        </w:tc>
+      </w:tr>
+      <w:tr>
+        <w:tc>
+          <w:tcPr>
+            <w:tcW w:type="dxa" w:w="1500"/>
+            <w:tcBorders>
+              <w:top w:val="single" w:color="BFBFBF" w:sz="4"/>
+              <w:left w:val="single" w:color="BFBFBF" w:sz="4"/>
+              <w:bottom w:val="single" w:color="BFBFBF" w:sz="4"/>
+              <w:right w:val="single" w:color="BFBFBF" w:sz="4"/>
+            </w:tcBorders>
+            <w:shd w:fill="DEEAF6" w:color="auto" w:val="clear"/>
+          </w:tcPr>
+          <w:p>
+            <w:r>
+              <w:rPr>
+                <w:rFonts w:ascii="Malgun Gothic" w:hAnsi="Malgun Gothic" w:cs="Malgun Gothic" w:eastAsia="Malgun Gothic"/>
+                <w:b/>
+                <w:i w:val="0"/>
+                <w:color w:val="1F3864"/>
+                <w:sz w:val="20"/>
+              </w:rPr>
+              <w:t>표현</w:t>
+            </w:r>
+          </w:p>
+        </w:tc>
+        <w:tc>
+          <w:tcPr>
+            <w:tcW w:type="dxa" w:w="8138"/>
+            <w:tcBorders>
+              <w:top w:val="single" w:color="BFBFBF" w:sz="4"/>
+              <w:left w:val="single" w:color="BFBFBF" w:sz="4"/>
+              <w:bottom w:val="single" w:color="BFBFBF" w:sz="4"/>
+              <w:right w:val="single" w:color="BFBFBF" w:sz="4"/>
+            </w:tcBorders>
+          </w:tcPr>
+          <w:p>
+            <w:pPr>
+              <w:spacing w:after="40"/>
+            </w:pPr>
+            <w:r>
+              <w:rPr>
+                <w:rFonts w:ascii="Malgun Gothic" w:hAnsi="Malgun Gothic" w:cs="Malgun Gothic" w:eastAsia="Malgun Gothic"/>
+                <w:b w:val="0"/>
+                <w:i w:val="0"/>
+                <w:sz w:val="20"/>
+              </w:rPr>
+              <w:t>vor einer Gruppe는 vor + 3격입니다.</w:t>
+            </w:r>
+          </w:p>
+        </w:tc>
+      </w:tr>
+      <w:tr>
+        <w:tc>
+          <w:tcPr>
+            <w:tcW w:type="dxa" w:w="1500"/>
+            <w:tcBorders>
+              <w:top w:val="single" w:color="BFBFBF" w:sz="4"/>
+              <w:left w:val="single" w:color="BFBFBF" w:sz="4"/>
+              <w:bottom w:val="single" w:color="BFBFBF" w:sz="4"/>
+              <w:right w:val="single" w:color="BFBFBF" w:sz="4"/>
+            </w:tcBorders>
+            <w:shd w:fill="DEEAF6" w:color="auto" w:val="clear"/>
+          </w:tcPr>
+          <w:p>
+            <w:r>
+              <w:rPr>
+                <w:rFonts w:ascii="Malgun Gothic" w:hAnsi="Malgun Gothic" w:cs="Malgun Gothic" w:eastAsia="Malgun Gothic"/>
+                <w:b/>
+                <w:i w:val="0"/>
+                <w:color w:val="1F3864"/>
+                <w:sz w:val="20"/>
+              </w:rPr>
+              <w:t>시제</w:t>
+            </w:r>
+          </w:p>
+        </w:tc>
+        <w:tc>
+          <w:tcPr>
+            <w:tcW w:type="dxa" w:w="8138"/>
+            <w:tcBorders>
+              <w:top w:val="single" w:color="BFBFBF" w:sz="4"/>
+              <w:left w:val="single" w:color="BFBFBF" w:sz="4"/>
+              <w:bottom w:val="single" w:color="BFBFBF" w:sz="4"/>
+              <w:right w:val="single" w:color="BFBFBF" w:sz="4"/>
+            </w:tcBorders>
+          </w:tcPr>
+          <w:p>
+            <w:pPr>
+              <w:spacing w:after="40"/>
+            </w:pPr>
+            <w:r>
+              <w:rPr>
+                <w:rFonts w:ascii="Malgun Gothic" w:hAnsi="Malgun Gothic" w:cs="Malgun Gothic" w:eastAsia="Malgun Gothic"/>
+                <w:b w:val="0"/>
+                <w:i w:val="0"/>
+                <w:sz w:val="20"/>
+              </w:rPr>
+              <w:t>stehen, entgegennehmen, anstarren, drückt, lächelt는 현재형이고 würde는 접속법 II입니다.</w:t>
+            </w:r>
+          </w:p>
+        </w:tc>
+      </w:tr>
+    </w:tbl>
+    <w:p>
+      <w:pPr>
+        <w:spacing w:after="0"/>
+      </w:pPr>
+    </w:p>
+    <w:p>
+      <w:pPr>
+        <w:keepNext/>
+        <w:spacing w:before="160"/>
+      </w:pPr>
+      <w:r>
+        <w:rPr>
+          <w:rFonts w:ascii="Arial" w:hAnsi="Arial" w:cs="Arial" w:eastAsia="Malgun Gothic"/>
+          <w:b/>
+          <w:i w:val="0"/>
+          <w:sz w:val="22"/>
+        </w:rPr>
+        <w:t>12. Student: Ey, das ist doch der Typ aus der Zeitung! Der mit den Kurieren, die sich wehren! Dürfen wir ein Foto machen?</w:t>
+      </w:r>
+    </w:p>
+    <w:p>
+      <w:pPr>
+        <w:keepNext/>
+        <w:ind w:left="340"/>
+      </w:pPr>
+      <w:r>
+        <w:rPr>
+          <w:rFonts w:ascii="Malgun Gothic" w:hAnsi="Malgun Gothic" w:cs="Malgun Gothic" w:eastAsia="Malgun Gothic"/>
+          <w:b w:val="0"/>
+          <w:i/>
+          <w:color w:val="404040"/>
+          <w:sz w:val="20"/>
+        </w:rPr>
+        <w:t>어, 신문에 나온 그 사람 아니야! 맞서 싸우는 배달원들 나온 기사에! 사진 찍어도 돼요?</w:t>
+      </w:r>
+    </w:p>
+    <w:tbl>
+      <w:tblPr>
+        <w:tblW w:type="auto" w:w="0"/>
+        <w:tblLayout w:type="fixed"/>
+        <w:tblLook w:firstColumn="1" w:firstRow="1" w:lastColumn="0" w:lastRow="0" w:noHBand="0" w:noVBand="1" w:val="04A0"/>
+      </w:tblPr>
+      <w:tblGrid>
+        <w:gridCol w:w="4819"/>
+        <w:gridCol w:w="4819"/>
+      </w:tblGrid>
+      <w:tr>
+        <w:tc>
+          <w:tcPr>
+            <w:tcW w:type="dxa" w:w="1500"/>
+            <w:tcBorders>
+              <w:top w:val="single" w:color="BFBFBF" w:sz="4"/>
+              <w:left w:val="single" w:color="BFBFBF" w:sz="4"/>
+              <w:bottom w:val="single" w:color="BFBFBF" w:sz="4"/>
+              <w:right w:val="single" w:color="BFBFBF" w:sz="4"/>
+            </w:tcBorders>
+            <w:shd w:fill="DEEAF6" w:color="auto" w:val="clear"/>
+          </w:tcPr>
+          <w:p>
+            <w:r>
+              <w:rPr>
+                <w:rFonts w:ascii="Malgun Gothic" w:hAnsi="Malgun Gothic" w:cs="Malgun Gothic" w:eastAsia="Malgun Gothic"/>
+                <w:b/>
+                <w:i w:val="0"/>
+                <w:color w:val="1F3864"/>
+                <w:sz w:val="20"/>
+              </w:rPr>
+              <w:t>주요 단어</w:t>
+            </w:r>
+          </w:p>
+        </w:tc>
+        <w:tc>
+          <w:tcPr>
+            <w:tcW w:type="dxa" w:w="8138"/>
+            <w:tcBorders>
+              <w:top w:val="single" w:color="BFBFBF" w:sz="4"/>
+              <w:left w:val="single" w:color="BFBFBF" w:sz="4"/>
+              <w:bottom w:val="single" w:color="BFBFBF" w:sz="4"/>
+              <w:right w:val="single" w:color="BFBFBF" w:sz="4"/>
+            </w:tcBorders>
+          </w:tcPr>
+          <w:p>
+            <w:pPr>
+              <w:spacing w:after="40"/>
+            </w:pPr>
+            <w:r>
+              <w:rPr>
+                <w:rFonts w:ascii="Arial" w:hAnsi="Arial" w:cs="Arial" w:eastAsia="Malgun Gothic"/>
+                <w:b/>
+                <w:i w:val="0"/>
+                <w:sz w:val="20"/>
+              </w:rPr>
+              <w:t>der Typ, -en</w:t>
+            </w:r>
+            <w:r>
+              <w:rPr>
+                <w:rFonts w:ascii="Malgun Gothic" w:hAnsi="Malgun Gothic" w:cs="Malgun Gothic" w:eastAsia="Malgun Gothic"/>
+                <w:b w:val="0"/>
+                <w:i w:val="0"/>
+                <w:sz w:val="20"/>
+              </w:rPr>
+              <w:t xml:space="preserve">  —  (구어) 녀석</w:t>
+            </w:r>
+          </w:p>
+          <w:p>
+            <w:pPr>
+              <w:spacing w:after="40"/>
+            </w:pPr>
+            <w:r>
+              <w:rPr>
+                <w:rFonts w:ascii="Arial" w:hAnsi="Arial" w:cs="Arial" w:eastAsia="Malgun Gothic"/>
+                <w:b/>
+                <w:i w:val="0"/>
+                <w:sz w:val="20"/>
+              </w:rPr>
+              <w:t>sich wehren</w:t>
+            </w:r>
+            <w:r>
+              <w:rPr>
+                <w:rFonts w:ascii="Malgun Gothic" w:hAnsi="Malgun Gothic" w:cs="Malgun Gothic" w:eastAsia="Malgun Gothic"/>
+                <w:b w:val="0"/>
+                <w:i w:val="0"/>
+                <w:sz w:val="20"/>
+              </w:rPr>
+              <w:t xml:space="preserve">  —  맞서 싸우다</w:t>
+            </w:r>
+          </w:p>
+          <w:p>
+            <w:pPr>
+              <w:spacing w:after="40"/>
+            </w:pPr>
+            <w:r>
+              <w:rPr>
+                <w:rFonts w:ascii="Arial" w:hAnsi="Arial" w:cs="Arial" w:eastAsia="Malgun Gothic"/>
+                <w:b/>
+                <w:i w:val="0"/>
+                <w:sz w:val="20"/>
+              </w:rPr>
+              <w:t>das Foto, -s</w:t>
+            </w:r>
+            <w:r>
+              <w:rPr>
+                <w:rFonts w:ascii="Malgun Gothic" w:hAnsi="Malgun Gothic" w:cs="Malgun Gothic" w:eastAsia="Malgun Gothic"/>
+                <w:b w:val="0"/>
+                <w:i w:val="0"/>
+                <w:sz w:val="20"/>
+              </w:rPr>
+              <w:t xml:space="preserve">  —  사진</w:t>
+            </w:r>
+          </w:p>
+        </w:tc>
+      </w:tr>
+      <w:tr>
+        <w:tc>
+          <w:tcPr>
+            <w:tcW w:type="dxa" w:w="1500"/>
+            <w:tcBorders>
+              <w:top w:val="single" w:color="BFBFBF" w:sz="4"/>
+              <w:left w:val="single" w:color="BFBFBF" w:sz="4"/>
+              <w:bottom w:val="single" w:color="BFBFBF" w:sz="4"/>
+              <w:right w:val="single" w:color="BFBFBF" w:sz="4"/>
+            </w:tcBorders>
+            <w:shd w:fill="DEEAF6" w:color="auto" w:val="clear"/>
+          </w:tcPr>
+          <w:p>
+            <w:r>
+              <w:rPr>
+                <w:rFonts w:ascii="Malgun Gothic" w:hAnsi="Malgun Gothic" w:cs="Malgun Gothic" w:eastAsia="Malgun Gothic"/>
+                <w:b/>
+                <w:i w:val="0"/>
+                <w:color w:val="1F3864"/>
+                <w:sz w:val="20"/>
+              </w:rPr>
+              <w:t>문법</w:t>
+            </w:r>
+          </w:p>
+        </w:tc>
+        <w:tc>
+          <w:tcPr>
+            <w:tcW w:type="dxa" w:w="8138"/>
+            <w:tcBorders>
+              <w:top w:val="single" w:color="BFBFBF" w:sz="4"/>
+              <w:left w:val="single" w:color="BFBFBF" w:sz="4"/>
+              <w:bottom w:val="single" w:color="BFBFBF" w:sz="4"/>
+              <w:right w:val="single" w:color="BFBFBF" w:sz="4"/>
+            </w:tcBorders>
+          </w:tcPr>
+          <w:p>
+            <w:pPr>
+              <w:spacing w:after="40"/>
+            </w:pPr>
+            <w:r>
+              <w:rPr>
+                <w:rFonts w:ascii="Malgun Gothic" w:hAnsi="Malgun Gothic" w:cs="Malgun Gothic" w:eastAsia="Malgun Gothic"/>
+                <w:b w:val="0"/>
+                <w:i w:val="0"/>
+                <w:sz w:val="20"/>
+              </w:rPr>
+              <w:t>der Typ aus der Zeitung은 aus + 3격입니다. die Kurieren, die sich wehren에서 관계절이 쓰이고 wehren이 끝에 옵니다. Dürfen wir ein Foto machen?은 허락을 구하는 의문문입니다.</w:t>
+            </w:r>
+          </w:p>
+        </w:tc>
+      </w:tr>
+      <w:tr>
+        <w:tc>
+          <w:tcPr>
+            <w:tcW w:type="dxa" w:w="1500"/>
+            <w:tcBorders>
+              <w:top w:val="single" w:color="BFBFBF" w:sz="4"/>
+              <w:left w:val="single" w:color="BFBFBF" w:sz="4"/>
+              <w:bottom w:val="single" w:color="BFBFBF" w:sz="4"/>
+              <w:right w:val="single" w:color="BFBFBF" w:sz="4"/>
+            </w:tcBorders>
+            <w:shd w:fill="DEEAF6" w:color="auto" w:val="clear"/>
+          </w:tcPr>
+          <w:p>
+            <w:r>
+              <w:rPr>
+                <w:rFonts w:ascii="Malgun Gothic" w:hAnsi="Malgun Gothic" w:cs="Malgun Gothic" w:eastAsia="Malgun Gothic"/>
+                <w:b/>
+                <w:i w:val="0"/>
+                <w:color w:val="1F3864"/>
+                <w:sz w:val="20"/>
+              </w:rPr>
+              <w:t>표현</w:t>
+            </w:r>
+          </w:p>
+        </w:tc>
+        <w:tc>
+          <w:tcPr>
+            <w:tcW w:type="dxa" w:w="8138"/>
+            <w:tcBorders>
+              <w:top w:val="single" w:color="BFBFBF" w:sz="4"/>
+              <w:left w:val="single" w:color="BFBFBF" w:sz="4"/>
+              <w:bottom w:val="single" w:color="BFBFBF" w:sz="4"/>
+              <w:right w:val="single" w:color="BFBFBF" w:sz="4"/>
+            </w:tcBorders>
+          </w:tcPr>
+          <w:p>
+            <w:pPr>
+              <w:spacing w:after="40"/>
+            </w:pPr>
+            <w:r>
+              <w:rPr>
+                <w:rFonts w:ascii="Malgun Gothic" w:hAnsi="Malgun Gothic" w:cs="Malgun Gothic" w:eastAsia="Malgun Gothic"/>
+                <w:b w:val="0"/>
+                <w:i w:val="0"/>
+                <w:sz w:val="20"/>
+              </w:rPr>
+              <w:t>ein Foto machen은 사진을 찍는다는 표현입니다.</w:t>
+            </w:r>
+          </w:p>
+        </w:tc>
+      </w:tr>
+      <w:tr>
+        <w:tc>
+          <w:tcPr>
+            <w:tcW w:type="dxa" w:w="1500"/>
+            <w:tcBorders>
+              <w:top w:val="single" w:color="BFBFBF" w:sz="4"/>
+              <w:left w:val="single" w:color="BFBFBF" w:sz="4"/>
+              <w:bottom w:val="single" w:color="BFBFBF" w:sz="4"/>
+              <w:right w:val="single" w:color="BFBFBF" w:sz="4"/>
+            </w:tcBorders>
+            <w:shd w:fill="DEEAF6" w:color="auto" w:val="clear"/>
+          </w:tcPr>
+          <w:p>
+            <w:r>
+              <w:rPr>
+                <w:rFonts w:ascii="Malgun Gothic" w:hAnsi="Malgun Gothic" w:cs="Malgun Gothic" w:eastAsia="Malgun Gothic"/>
+                <w:b/>
+                <w:i w:val="0"/>
+                <w:color w:val="1F3864"/>
+                <w:sz w:val="20"/>
+              </w:rPr>
+              <w:t>시제</w:t>
+            </w:r>
+          </w:p>
+        </w:tc>
+        <w:tc>
+          <w:tcPr>
+            <w:tcW w:type="dxa" w:w="8138"/>
+            <w:tcBorders>
+              <w:top w:val="single" w:color="BFBFBF" w:sz="4"/>
+              <w:left w:val="single" w:color="BFBFBF" w:sz="4"/>
+              <w:bottom w:val="single" w:color="BFBFBF" w:sz="4"/>
+              <w:right w:val="single" w:color="BFBFBF" w:sz="4"/>
+            </w:tcBorders>
+          </w:tcPr>
+          <w:p>
+            <w:pPr>
+              <w:spacing w:after="40"/>
+            </w:pPr>
+            <w:r>
+              <w:rPr>
+                <w:rFonts w:ascii="Malgun Gothic" w:hAnsi="Malgun Gothic" w:cs="Malgun Gothic" w:eastAsia="Malgun Gothic"/>
+                <w:b w:val="0"/>
+                <w:i w:val="0"/>
+                <w:sz w:val="20"/>
+              </w:rPr>
+              <w:t>ist, wehren, Dürfen은 현재형입니다.</w:t>
+            </w:r>
+          </w:p>
+        </w:tc>
+      </w:tr>
+    </w:tbl>
+    <w:p>
+      <w:pPr>
+        <w:spacing w:after="0"/>
+      </w:pPr>
+    </w:p>
+    <w:p>
+      <w:pPr>
+        <w:keepNext/>
+        <w:spacing w:before="160"/>
+      </w:pPr>
+      <w:r>
+        <w:rPr>
+          <w:rFonts w:ascii="Arial" w:hAnsi="Arial" w:cs="Arial" w:eastAsia="Malgun Gothic"/>
+          <w:b/>
+          <w:i w:val="0"/>
+          <w:sz w:val="22"/>
+        </w:rPr>
+        <w:t>13. Felix: Ich bin heute erst seit sieben Stunden dabei. Aber wenn Sie mich so fragen, gern. Nur nehmen Sie bitte meinen Bruder dazu. Er ist der Kopf der Sache.</w:t>
+      </w:r>
+    </w:p>
+    <w:p>
+      <w:pPr>
+        <w:keepNext/>
+        <w:ind w:left="340"/>
+      </w:pPr>
+      <w:r>
+        <w:rPr>
+          <w:rFonts w:ascii="Malgun Gothic" w:hAnsi="Malgun Gothic" w:cs="Malgun Gothic" w:eastAsia="Malgun Gothic"/>
+          <w:b w:val="0"/>
+          <w:i/>
+          <w:color w:val="404040"/>
+          <w:sz w:val="20"/>
+        </w:rPr>
+        <w:t>저는 오늘 시작한 지 겨우 일곱 시간입니다. 하지만 그렇게 물으시면 기꺼이요. 다만 제 형도 함께 찍어 주세요. 형이 이 일의 두뇌입니다.</w:t>
+      </w:r>
+    </w:p>
+    <w:tbl>
+      <w:tblPr>
+        <w:tblW w:type="auto" w:w="0"/>
+        <w:tblLayout w:type="fixed"/>
+        <w:tblLook w:firstColumn="1" w:firstRow="1" w:lastColumn="0" w:lastRow="0" w:noHBand="0" w:noVBand="1" w:val="04A0"/>
+      </w:tblPr>
+      <w:tblGrid>
+        <w:gridCol w:w="4819"/>
+        <w:gridCol w:w="4819"/>
+      </w:tblGrid>
+      <w:tr>
+        <w:tc>
+          <w:tcPr>
+            <w:tcW w:type="dxa" w:w="1500"/>
+            <w:tcBorders>
+              <w:top w:val="single" w:color="BFBFBF" w:sz="4"/>
+              <w:left w:val="single" w:color="BFBFBF" w:sz="4"/>
+              <w:bottom w:val="single" w:color="BFBFBF" w:sz="4"/>
+              <w:right w:val="single" w:color="BFBFBF" w:sz="4"/>
+            </w:tcBorders>
+            <w:shd w:fill="DEEAF6" w:color="auto" w:val="clear"/>
+          </w:tcPr>
+          <w:p>
+            <w:r>
+              <w:rPr>
+                <w:rFonts w:ascii="Malgun Gothic" w:hAnsi="Malgun Gothic" w:cs="Malgun Gothic" w:eastAsia="Malgun Gothic"/>
+                <w:b/>
+                <w:i w:val="0"/>
+                <w:color w:val="1F3864"/>
+                <w:sz w:val="20"/>
+              </w:rPr>
+              <w:t>주요 단어</w:t>
+            </w:r>
+          </w:p>
+        </w:tc>
+        <w:tc>
+          <w:tcPr>
+            <w:tcW w:type="dxa" w:w="8138"/>
+            <w:tcBorders>
+              <w:top w:val="single" w:color="BFBFBF" w:sz="4"/>
+              <w:left w:val="single" w:color="BFBFBF" w:sz="4"/>
+              <w:bottom w:val="single" w:color="BFBFBF" w:sz="4"/>
+              <w:right w:val="single" w:color="BFBFBF" w:sz="4"/>
+            </w:tcBorders>
+          </w:tcPr>
+          <w:p>
+            <w:pPr>
+              <w:spacing w:after="40"/>
+            </w:pPr>
+            <w:r>
+              <w:rPr>
+                <w:rFonts w:ascii="Arial" w:hAnsi="Arial" w:cs="Arial" w:eastAsia="Malgun Gothic"/>
+                <w:b/>
+                <w:i w:val="0"/>
+                <w:sz w:val="20"/>
+              </w:rPr>
+              <w:t>dabei sein</w:t>
+            </w:r>
+            <w:r>
+              <w:rPr>
+                <w:rFonts w:ascii="Malgun Gothic" w:hAnsi="Malgun Gothic" w:cs="Malgun Gothic" w:eastAsia="Malgun Gothic"/>
+                <w:b w:val="0"/>
+                <w:i w:val="0"/>
+                <w:sz w:val="20"/>
+              </w:rPr>
+              <w:t xml:space="preserve">  —  함께하다</w:t>
+            </w:r>
+          </w:p>
+          <w:p>
+            <w:pPr>
+              <w:spacing w:after="40"/>
+            </w:pPr>
+            <w:r>
+              <w:rPr>
+                <w:rFonts w:ascii="Arial" w:hAnsi="Arial" w:cs="Arial" w:eastAsia="Malgun Gothic"/>
+                <w:b/>
+                <w:i w:val="0"/>
+                <w:sz w:val="20"/>
+              </w:rPr>
+              <w:t>der Kopf, Köpfe</w:t>
+            </w:r>
+            <w:r>
+              <w:rPr>
+                <w:rFonts w:ascii="Malgun Gothic" w:hAnsi="Malgun Gothic" w:cs="Malgun Gothic" w:eastAsia="Malgun Gothic"/>
+                <w:b w:val="0"/>
+                <w:i w:val="0"/>
+                <w:sz w:val="20"/>
+              </w:rPr>
+              <w:t xml:space="preserve">  —  두뇌</w:t>
+            </w:r>
+          </w:p>
+          <w:p>
+            <w:pPr>
+              <w:spacing w:after="40"/>
+            </w:pPr>
+            <w:r>
+              <w:rPr>
+                <w:rFonts w:ascii="Arial" w:hAnsi="Arial" w:cs="Arial" w:eastAsia="Malgun Gothic"/>
+                <w:b/>
+                <w:i w:val="0"/>
+                <w:sz w:val="20"/>
+              </w:rPr>
+              <w:t>dazunehmen</w:t>
+            </w:r>
+            <w:r>
+              <w:rPr>
+                <w:rFonts w:ascii="Malgun Gothic" w:hAnsi="Malgun Gothic" w:cs="Malgun Gothic" w:eastAsia="Malgun Gothic"/>
+                <w:b w:val="0"/>
+                <w:i w:val="0"/>
+                <w:sz w:val="20"/>
+              </w:rPr>
+              <w:t xml:space="preserve">  —  함께 넣다</w:t>
+            </w:r>
+          </w:p>
+        </w:tc>
+      </w:tr>
+      <w:tr>
+        <w:tc>
+          <w:tcPr>
+            <w:tcW w:type="dxa" w:w="1500"/>
+            <w:tcBorders>
+              <w:top w:val="single" w:color="BFBFBF" w:sz="4"/>
+              <w:left w:val="single" w:color="BFBFBF" w:sz="4"/>
+              <w:bottom w:val="single" w:color="BFBFBF" w:sz="4"/>
+              <w:right w:val="single" w:color="BFBFBF" w:sz="4"/>
+            </w:tcBorders>
+            <w:shd w:fill="DEEAF6" w:color="auto" w:val="clear"/>
+          </w:tcPr>
+          <w:p>
+            <w:r>
+              <w:rPr>
+                <w:rFonts w:ascii="Malgun Gothic" w:hAnsi="Malgun Gothic" w:cs="Malgun Gothic" w:eastAsia="Malgun Gothic"/>
+                <w:b/>
+                <w:i w:val="0"/>
+                <w:color w:val="1F3864"/>
+                <w:sz w:val="20"/>
+              </w:rPr>
+              <w:t>문법</w:t>
+            </w:r>
+          </w:p>
+        </w:tc>
+        <w:tc>
+          <w:tcPr>
+            <w:tcW w:type="dxa" w:w="8138"/>
+            <w:tcBorders>
+              <w:top w:val="single" w:color="BFBFBF" w:sz="4"/>
+              <w:left w:val="single" w:color="BFBFBF" w:sz="4"/>
+              <w:bottom w:val="single" w:color="BFBFBF" w:sz="4"/>
+              <w:right w:val="single" w:color="BFBFBF" w:sz="4"/>
+            </w:tcBorders>
+          </w:tcPr>
+          <w:p>
+            <w:pPr>
+              <w:spacing w:after="40"/>
+            </w:pPr>
+            <w:r>
+              <w:rPr>
+                <w:rFonts w:ascii="Malgun Gothic" w:hAnsi="Malgun Gothic" w:cs="Malgun Gothic" w:eastAsia="Malgun Gothic"/>
+                <w:b w:val="0"/>
+                <w:i w:val="0"/>
+                <w:sz w:val="20"/>
+              </w:rPr>
+              <w:t>Ich bin heute erst seit sieben Stunden dabei에서 seit + 3격 복수가 쓰입니다. nehmen Sie ... meinen Bruder dazu는 분리동사 dazunehmen의 존칭 명령형입니다.</w:t>
+            </w:r>
+          </w:p>
+        </w:tc>
+      </w:tr>
+      <w:tr>
+        <w:tc>
+          <w:tcPr>
+            <w:tcW w:type="dxa" w:w="1500"/>
+            <w:tcBorders>
+              <w:top w:val="single" w:color="BFBFBF" w:sz="4"/>
+              <w:left w:val="single" w:color="BFBFBF" w:sz="4"/>
+              <w:bottom w:val="single" w:color="BFBFBF" w:sz="4"/>
+              <w:right w:val="single" w:color="BFBFBF" w:sz="4"/>
+            </w:tcBorders>
+            <w:shd w:fill="DEEAF6" w:color="auto" w:val="clear"/>
+          </w:tcPr>
+          <w:p>
+            <w:r>
+              <w:rPr>
+                <w:rFonts w:ascii="Malgun Gothic" w:hAnsi="Malgun Gothic" w:cs="Malgun Gothic" w:eastAsia="Malgun Gothic"/>
+                <w:b/>
+                <w:i w:val="0"/>
+                <w:color w:val="1F3864"/>
+                <w:sz w:val="20"/>
+              </w:rPr>
+              <w:t>표현</w:t>
+            </w:r>
+          </w:p>
+        </w:tc>
+        <w:tc>
+          <w:tcPr>
+            <w:tcW w:type="dxa" w:w="8138"/>
+            <w:tcBorders>
+              <w:top w:val="single" w:color="BFBFBF" w:sz="4"/>
+              <w:left w:val="single" w:color="BFBFBF" w:sz="4"/>
+              <w:bottom w:val="single" w:color="BFBFBF" w:sz="4"/>
+              <w:right w:val="single" w:color="BFBFBF" w:sz="4"/>
+            </w:tcBorders>
+          </w:tcPr>
+          <w:p>
+            <w:pPr>
+              <w:spacing w:after="40"/>
+            </w:pPr>
+            <w:r>
+              <w:rPr>
+                <w:rFonts w:ascii="Malgun Gothic" w:hAnsi="Malgun Gothic" w:cs="Malgun Gothic" w:eastAsia="Malgun Gothic"/>
+                <w:b w:val="0"/>
+                <w:i w:val="0"/>
+                <w:sz w:val="20"/>
+              </w:rPr>
+              <w:t>Wenn Sie mich so fragen은 그렇게 물으신다면이라는 표현입니다.</w:t>
+            </w:r>
+          </w:p>
+        </w:tc>
+      </w:tr>
+      <w:tr>
+        <w:tc>
+          <w:tcPr>
+            <w:tcW w:type="dxa" w:w="1500"/>
+            <w:tcBorders>
+              <w:top w:val="single" w:color="BFBFBF" w:sz="4"/>
+              <w:left w:val="single" w:color="BFBFBF" w:sz="4"/>
+              <w:bottom w:val="single" w:color="BFBFBF" w:sz="4"/>
+              <w:right w:val="single" w:color="BFBFBF" w:sz="4"/>
+            </w:tcBorders>
+            <w:shd w:fill="DEEAF6" w:color="auto" w:val="clear"/>
+          </w:tcPr>
+          <w:p>
+            <w:r>
+              <w:rPr>
+                <w:rFonts w:ascii="Malgun Gothic" w:hAnsi="Malgun Gothic" w:cs="Malgun Gothic" w:eastAsia="Malgun Gothic"/>
+                <w:b/>
+                <w:i w:val="0"/>
+                <w:color w:val="1F3864"/>
+                <w:sz w:val="20"/>
+              </w:rPr>
+              <w:t>시제</w:t>
+            </w:r>
+          </w:p>
+        </w:tc>
+        <w:tc>
+          <w:tcPr>
+            <w:tcW w:type="dxa" w:w="8138"/>
+            <w:tcBorders>
+              <w:top w:val="single" w:color="BFBFBF" w:sz="4"/>
+              <w:left w:val="single" w:color="BFBFBF" w:sz="4"/>
+              <w:bottom w:val="single" w:color="BFBFBF" w:sz="4"/>
+              <w:right w:val="single" w:color="BFBFBF" w:sz="4"/>
+            </w:tcBorders>
+          </w:tcPr>
+          <w:p>
+            <w:pPr>
+              <w:spacing w:after="40"/>
+            </w:pPr>
+            <w:r>
+              <w:rPr>
+                <w:rFonts w:ascii="Malgun Gothic" w:hAnsi="Malgun Gothic" w:cs="Malgun Gothic" w:eastAsia="Malgun Gothic"/>
+                <w:b w:val="0"/>
+                <w:i w:val="0"/>
+                <w:sz w:val="20"/>
+              </w:rPr>
+              <w:t>bin, ist는 현재형이고 nehmen은 명령형입니다.</w:t>
+            </w:r>
+          </w:p>
+        </w:tc>
+      </w:tr>
+    </w:tbl>
+    <w:p>
+      <w:pPr>
+        <w:spacing w:after="0"/>
+      </w:pPr>
+    </w:p>
+    <w:p>
+      <w:pPr>
+        <w:keepNext/>
+        <w:spacing w:before="160"/>
+      </w:pPr>
+      <w:r>
+        <w:rPr>
+          <w:rFonts w:ascii="Arial" w:hAnsi="Arial" w:cs="Arial" w:eastAsia="Malgun Gothic"/>
+          <w:b/>
+          <w:i w:val="0"/>
+          <w:sz w:val="22"/>
+        </w:rPr>
+        <w:t>14. Jonas: Das Foto zeigt zwei Männer in Regenjacken, ein bisschen verlegen, ein bisschen stolz. Der Student verspricht, es auf keiner Plattform zu posten, wenn wir es nicht wollen.</w:t>
+      </w:r>
+    </w:p>
+    <w:p>
+      <w:pPr>
+        <w:keepNext/>
+        <w:ind w:left="340"/>
+      </w:pPr>
+      <w:r>
+        <w:rPr>
+          <w:rFonts w:ascii="Malgun Gothic" w:hAnsi="Malgun Gothic" w:cs="Malgun Gothic" w:eastAsia="Malgun Gothic"/>
+          <w:b w:val="0"/>
+          <w:i/>
+          <w:color w:val="404040"/>
+          <w:sz w:val="20"/>
+        </w:rPr>
+        <w:t>사진에는 비옷을 입은 두 남자가 조금 쑥스럽고 조금 자랑스러운 표정으로 담긴다. 대학생은 우리가 원치 않으면 어떤 플랫폼에도 올리지 않겠다고 약속한다.</w:t>
+      </w:r>
+    </w:p>
+    <w:tbl>
+      <w:tblPr>
+        <w:tblW w:type="auto" w:w="0"/>
+        <w:tblLayout w:type="fixed"/>
+        <w:tblLook w:firstColumn="1" w:firstRow="1" w:lastColumn="0" w:lastRow="0" w:noHBand="0" w:noVBand="1" w:val="04A0"/>
+      </w:tblPr>
+      <w:tblGrid>
+        <w:gridCol w:w="4819"/>
+        <w:gridCol w:w="4819"/>
+      </w:tblGrid>
+      <w:tr>
+        <w:tc>
+          <w:tcPr>
+            <w:tcW w:type="dxa" w:w="1500"/>
+            <w:tcBorders>
+              <w:top w:val="single" w:color="BFBFBF" w:sz="4"/>
+              <w:left w:val="single" w:color="BFBFBF" w:sz="4"/>
+              <w:bottom w:val="single" w:color="BFBFBF" w:sz="4"/>
+              <w:right w:val="single" w:color="BFBFBF" w:sz="4"/>
+            </w:tcBorders>
+            <w:shd w:fill="DEEAF6" w:color="auto" w:val="clear"/>
+          </w:tcPr>
+          <w:p>
+            <w:r>
+              <w:rPr>
+                <w:rFonts w:ascii="Malgun Gothic" w:hAnsi="Malgun Gothic" w:cs="Malgun Gothic" w:eastAsia="Malgun Gothic"/>
+                <w:b/>
+                <w:i w:val="0"/>
+                <w:color w:val="1F3864"/>
+                <w:sz w:val="20"/>
+              </w:rPr>
+              <w:t>주요 단어</w:t>
+            </w:r>
+          </w:p>
+        </w:tc>
+        <w:tc>
+          <w:tcPr>
+            <w:tcW w:type="dxa" w:w="8138"/>
+            <w:tcBorders>
+              <w:top w:val="single" w:color="BFBFBF" w:sz="4"/>
+              <w:left w:val="single" w:color="BFBFBF" w:sz="4"/>
+              <w:bottom w:val="single" w:color="BFBFBF" w:sz="4"/>
+              <w:right w:val="single" w:color="BFBFBF" w:sz="4"/>
+            </w:tcBorders>
+          </w:tcPr>
+          <w:p>
+            <w:pPr>
+              <w:spacing w:after="40"/>
+            </w:pPr>
+            <w:r>
+              <w:rPr>
+                <w:rFonts w:ascii="Arial" w:hAnsi="Arial" w:cs="Arial" w:eastAsia="Malgun Gothic"/>
+                <w:b/>
+                <w:i w:val="0"/>
+                <w:sz w:val="20"/>
+              </w:rPr>
+              <w:t>verlegen</w:t>
+            </w:r>
+            <w:r>
+              <w:rPr>
+                <w:rFonts w:ascii="Malgun Gothic" w:hAnsi="Malgun Gothic" w:cs="Malgun Gothic" w:eastAsia="Malgun Gothic"/>
+                <w:b w:val="0"/>
+                <w:i w:val="0"/>
+                <w:sz w:val="20"/>
+              </w:rPr>
+              <w:t xml:space="preserve">  —  쑥스러운</w:t>
+            </w:r>
+          </w:p>
+          <w:p>
+            <w:pPr>
+              <w:spacing w:after="40"/>
+            </w:pPr>
+            <w:r>
+              <w:rPr>
+                <w:rFonts w:ascii="Arial" w:hAnsi="Arial" w:cs="Arial" w:eastAsia="Malgun Gothic"/>
+                <w:b/>
+                <w:i w:val="0"/>
+                <w:sz w:val="20"/>
+              </w:rPr>
+              <w:t>versprechen</w:t>
+            </w:r>
+            <w:r>
+              <w:rPr>
+                <w:rFonts w:ascii="Malgun Gothic" w:hAnsi="Malgun Gothic" w:cs="Malgun Gothic" w:eastAsia="Malgun Gothic"/>
+                <w:b w:val="0"/>
+                <w:i w:val="0"/>
+                <w:sz w:val="20"/>
+              </w:rPr>
+              <w:t xml:space="preserve">  —  약속하다</w:t>
+            </w:r>
+          </w:p>
+          <w:p>
+            <w:pPr>
+              <w:spacing w:after="40"/>
+            </w:pPr>
+            <w:r>
+              <w:rPr>
+                <w:rFonts w:ascii="Arial" w:hAnsi="Arial" w:cs="Arial" w:eastAsia="Malgun Gothic"/>
+                <w:b/>
+                <w:i w:val="0"/>
+                <w:sz w:val="20"/>
+              </w:rPr>
+              <w:t>posten</w:t>
+            </w:r>
+            <w:r>
+              <w:rPr>
+                <w:rFonts w:ascii="Malgun Gothic" w:hAnsi="Malgun Gothic" w:cs="Malgun Gothic" w:eastAsia="Malgun Gothic"/>
+                <w:b w:val="0"/>
+                <w:i w:val="0"/>
+                <w:sz w:val="20"/>
+              </w:rPr>
+              <w:t xml:space="preserve">  —  게시하다</w:t>
+            </w:r>
+          </w:p>
+        </w:tc>
+      </w:tr>
+      <w:tr>
+        <w:tc>
+          <w:tcPr>
+            <w:tcW w:type="dxa" w:w="1500"/>
+            <w:tcBorders>
+              <w:top w:val="single" w:color="BFBFBF" w:sz="4"/>
+              <w:left w:val="single" w:color="BFBFBF" w:sz="4"/>
+              <w:bottom w:val="single" w:color="BFBFBF" w:sz="4"/>
+              <w:right w:val="single" w:color="BFBFBF" w:sz="4"/>
+            </w:tcBorders>
+            <w:shd w:fill="DEEAF6" w:color="auto" w:val="clear"/>
+          </w:tcPr>
+          <w:p>
+            <w:r>
+              <w:rPr>
+                <w:rFonts w:ascii="Malgun Gothic" w:hAnsi="Malgun Gothic" w:cs="Malgun Gothic" w:eastAsia="Malgun Gothic"/>
+                <w:b/>
+                <w:i w:val="0"/>
+                <w:color w:val="1F3864"/>
+                <w:sz w:val="20"/>
+              </w:rPr>
+              <w:t>문법</w:t>
+            </w:r>
+          </w:p>
+        </w:tc>
+        <w:tc>
+          <w:tcPr>
+            <w:tcW w:type="dxa" w:w="8138"/>
+            <w:tcBorders>
+              <w:top w:val="single" w:color="BFBFBF" w:sz="4"/>
+              <w:left w:val="single" w:color="BFBFBF" w:sz="4"/>
+              <w:bottom w:val="single" w:color="BFBFBF" w:sz="4"/>
+              <w:right w:val="single" w:color="BFBFBF" w:sz="4"/>
+            </w:tcBorders>
+          </w:tcPr>
+          <w:p>
+            <w:pPr>
+              <w:spacing w:after="40"/>
+            </w:pPr>
+            <w:r>
+              <w:rPr>
+                <w:rFonts w:ascii="Malgun Gothic" w:hAnsi="Malgun Gothic" w:cs="Malgun Gothic" w:eastAsia="Malgun Gothic"/>
+                <w:b w:val="0"/>
+                <w:i w:val="0"/>
+                <w:sz w:val="20"/>
+              </w:rPr>
+              <w:t>Der Student verspricht, es ... zu posten, wenn wir es nicht wollen에서 zu 부정형과 wenn절이 쓰입니다. ein bisschen ..., ein bisschen ...은 반복 구문입니다.</w:t>
+            </w:r>
+          </w:p>
+        </w:tc>
+      </w:tr>
+      <w:tr>
+        <w:tc>
+          <w:tcPr>
+            <w:tcW w:type="dxa" w:w="1500"/>
+            <w:tcBorders>
+              <w:top w:val="single" w:color="BFBFBF" w:sz="4"/>
+              <w:left w:val="single" w:color="BFBFBF" w:sz="4"/>
+              <w:bottom w:val="single" w:color="BFBFBF" w:sz="4"/>
+              <w:right w:val="single" w:color="BFBFBF" w:sz="4"/>
+            </w:tcBorders>
+            <w:shd w:fill="DEEAF6" w:color="auto" w:val="clear"/>
+          </w:tcPr>
+          <w:p>
+            <w:r>
+              <w:rPr>
+                <w:rFonts w:ascii="Malgun Gothic" w:hAnsi="Malgun Gothic" w:cs="Malgun Gothic" w:eastAsia="Malgun Gothic"/>
+                <w:b/>
+                <w:i w:val="0"/>
+                <w:color w:val="1F3864"/>
+                <w:sz w:val="20"/>
+              </w:rPr>
+              <w:t>표현</w:t>
+            </w:r>
+          </w:p>
+        </w:tc>
+        <w:tc>
+          <w:tcPr>
+            <w:tcW w:type="dxa" w:w="8138"/>
+            <w:tcBorders>
+              <w:top w:val="single" w:color="BFBFBF" w:sz="4"/>
+              <w:left w:val="single" w:color="BFBFBF" w:sz="4"/>
+              <w:bottom w:val="single" w:color="BFBFBF" w:sz="4"/>
+              <w:right w:val="single" w:color="BFBFBF" w:sz="4"/>
+            </w:tcBorders>
+          </w:tcPr>
+          <w:p>
+            <w:pPr>
+              <w:spacing w:after="40"/>
+            </w:pPr>
+            <w:r>
+              <w:rPr>
+                <w:rFonts w:ascii="Malgun Gothic" w:hAnsi="Malgun Gothic" w:cs="Malgun Gothic" w:eastAsia="Malgun Gothic"/>
+                <w:b w:val="0"/>
+                <w:i w:val="0"/>
+                <w:sz w:val="20"/>
+              </w:rPr>
+              <w:t>auf keiner Plattform은 어떤 플랫폼에도 아니라는 표현입니다.</w:t>
+            </w:r>
+          </w:p>
+        </w:tc>
+      </w:tr>
+      <w:tr>
+        <w:tc>
+          <w:tcPr>
+            <w:tcW w:type="dxa" w:w="1500"/>
+            <w:tcBorders>
+              <w:top w:val="single" w:color="BFBFBF" w:sz="4"/>
+              <w:left w:val="single" w:color="BFBFBF" w:sz="4"/>
+              <w:bottom w:val="single" w:color="BFBFBF" w:sz="4"/>
+              <w:right w:val="single" w:color="BFBFBF" w:sz="4"/>
+            </w:tcBorders>
+            <w:shd w:fill="DEEAF6" w:color="auto" w:val="clear"/>
+          </w:tcPr>
+          <w:p>
+            <w:r>
+              <w:rPr>
+                <w:rFonts w:ascii="Malgun Gothic" w:hAnsi="Malgun Gothic" w:cs="Malgun Gothic" w:eastAsia="Malgun Gothic"/>
+                <w:b/>
+                <w:i w:val="0"/>
+                <w:color w:val="1F3864"/>
+                <w:sz w:val="20"/>
+              </w:rPr>
+              <w:t>시제</w:t>
+            </w:r>
+          </w:p>
+        </w:tc>
+        <w:tc>
+          <w:tcPr>
+            <w:tcW w:type="dxa" w:w="8138"/>
+            <w:tcBorders>
+              <w:top w:val="single" w:color="BFBFBF" w:sz="4"/>
+              <w:left w:val="single" w:color="BFBFBF" w:sz="4"/>
+              <w:bottom w:val="single" w:color="BFBFBF" w:sz="4"/>
+              <w:right w:val="single" w:color="BFBFBF" w:sz="4"/>
+            </w:tcBorders>
+          </w:tcPr>
+          <w:p>
+            <w:pPr>
+              <w:spacing w:after="40"/>
+            </w:pPr>
+            <w:r>
+              <w:rPr>
+                <w:rFonts w:ascii="Malgun Gothic" w:hAnsi="Malgun Gothic" w:cs="Malgun Gothic" w:eastAsia="Malgun Gothic"/>
+                <w:b w:val="0"/>
+                <w:i w:val="0"/>
+                <w:sz w:val="20"/>
+              </w:rPr>
+              <w:t>zeigt, verspricht, wollen은 현재형입니다.</w:t>
+            </w:r>
+          </w:p>
+        </w:tc>
+      </w:tr>
+    </w:tbl>
+    <w:p>
+      <w:pPr>
+        <w:spacing w:after="0"/>
+      </w:pPr>
+    </w:p>
+    <w:p>
+      <w:pPr>
+        <w:keepNext/>
+        <w:spacing w:before="160"/>
+      </w:pPr>
+      <w:r>
+        <w:rPr>
+          <w:rFonts w:ascii="Arial" w:hAnsi="Arial" w:cs="Arial" w:eastAsia="Malgun Gothic"/>
+          <w:b/>
+          <w:i w:val="0"/>
+          <w:sz w:val="22"/>
+        </w:rPr>
+        <w:t>15. Felix: Das war surreal. Eine Woche früher hätte mich so jemand nie erkannt. Jetzt werde ich auf der Straße angesprochen, nur weil ich einen Helm trage.</w:t>
+      </w:r>
+    </w:p>
+    <w:p>
+      <w:pPr>
+        <w:keepNext/>
+        <w:ind w:left="340"/>
+      </w:pPr>
+      <w:r>
+        <w:rPr>
+          <w:rFonts w:ascii="Malgun Gothic" w:hAnsi="Malgun Gothic" w:cs="Malgun Gothic" w:eastAsia="Malgun Gothic"/>
+          <w:b w:val="0"/>
+          <w:i/>
+          <w:color w:val="404040"/>
+          <w:sz w:val="20"/>
+        </w:rPr>
+        <w:t>비현실적이었어. 일주일 전이라면 그런 사람이 나를 알아보지 못했을 거야. 이젠 헬멧을 썼다는 이유만으로 길에서 말을 걸어.</w:t>
+      </w:r>
+    </w:p>
+    <w:tbl>
+      <w:tblPr>
+        <w:tblW w:type="auto" w:w="0"/>
+        <w:tblLayout w:type="fixed"/>
+        <w:tblLook w:firstColumn="1" w:firstRow="1" w:lastColumn="0" w:lastRow="0" w:noHBand="0" w:noVBand="1" w:val="04A0"/>
+      </w:tblPr>
+      <w:tblGrid>
+        <w:gridCol w:w="4819"/>
+        <w:gridCol w:w="4819"/>
+      </w:tblGrid>
+      <w:tr>
+        <w:tc>
+          <w:tcPr>
+            <w:tcW w:type="dxa" w:w="1500"/>
+            <w:tcBorders>
+              <w:top w:val="single" w:color="BFBFBF" w:sz="4"/>
+              <w:left w:val="single" w:color="BFBFBF" w:sz="4"/>
+              <w:bottom w:val="single" w:color="BFBFBF" w:sz="4"/>
+              <w:right w:val="single" w:color="BFBFBF" w:sz="4"/>
+            </w:tcBorders>
+            <w:shd w:fill="DEEAF6" w:color="auto" w:val="clear"/>
+          </w:tcPr>
+          <w:p>
+            <w:r>
+              <w:rPr>
+                <w:rFonts w:ascii="Malgun Gothic" w:hAnsi="Malgun Gothic" w:cs="Malgun Gothic" w:eastAsia="Malgun Gothic"/>
+                <w:b/>
+                <w:i w:val="0"/>
+                <w:color w:val="1F3864"/>
+                <w:sz w:val="20"/>
+              </w:rPr>
+              <w:t>주요 단어</w:t>
+            </w:r>
+          </w:p>
+        </w:tc>
+        <w:tc>
+          <w:tcPr>
+            <w:tcW w:type="dxa" w:w="8138"/>
+            <w:tcBorders>
+              <w:top w:val="single" w:color="BFBFBF" w:sz="4"/>
+              <w:left w:val="single" w:color="BFBFBF" w:sz="4"/>
+              <w:bottom w:val="single" w:color="BFBFBF" w:sz="4"/>
+              <w:right w:val="single" w:color="BFBFBF" w:sz="4"/>
+            </w:tcBorders>
+          </w:tcPr>
+          <w:p>
+            <w:pPr>
+              <w:spacing w:after="40"/>
+            </w:pPr>
+            <w:r>
+              <w:rPr>
+                <w:rFonts w:ascii="Arial" w:hAnsi="Arial" w:cs="Arial" w:eastAsia="Malgun Gothic"/>
+                <w:b/>
+                <w:i w:val="0"/>
+                <w:sz w:val="20"/>
+              </w:rPr>
+              <w:t>surreal</w:t>
+            </w:r>
+            <w:r>
+              <w:rPr>
+                <w:rFonts w:ascii="Malgun Gothic" w:hAnsi="Malgun Gothic" w:cs="Malgun Gothic" w:eastAsia="Malgun Gothic"/>
+                <w:b w:val="0"/>
+                <w:i w:val="0"/>
+                <w:sz w:val="20"/>
+              </w:rPr>
+              <w:t xml:space="preserve">  —  비현실적인</w:t>
+            </w:r>
+          </w:p>
+          <w:p>
+            <w:pPr>
+              <w:spacing w:after="40"/>
+            </w:pPr>
+            <w:r>
+              <w:rPr>
+                <w:rFonts w:ascii="Arial" w:hAnsi="Arial" w:cs="Arial" w:eastAsia="Malgun Gothic"/>
+                <w:b/>
+                <w:i w:val="0"/>
+                <w:sz w:val="20"/>
+              </w:rPr>
+              <w:t>erkennen</w:t>
+            </w:r>
+            <w:r>
+              <w:rPr>
+                <w:rFonts w:ascii="Malgun Gothic" w:hAnsi="Malgun Gothic" w:cs="Malgun Gothic" w:eastAsia="Malgun Gothic"/>
+                <w:b w:val="0"/>
+                <w:i w:val="0"/>
+                <w:sz w:val="20"/>
+              </w:rPr>
+              <w:t xml:space="preserve">  —  알아보다</w:t>
+            </w:r>
+          </w:p>
+          <w:p>
+            <w:pPr>
+              <w:spacing w:after="40"/>
+            </w:pPr>
+            <w:r>
+              <w:rPr>
+                <w:rFonts w:ascii="Arial" w:hAnsi="Arial" w:cs="Arial" w:eastAsia="Malgun Gothic"/>
+                <w:b/>
+                <w:i w:val="0"/>
+                <w:sz w:val="20"/>
+              </w:rPr>
+              <w:t>ansprechen</w:t>
+            </w:r>
+            <w:r>
+              <w:rPr>
+                <w:rFonts w:ascii="Malgun Gothic" w:hAnsi="Malgun Gothic" w:cs="Malgun Gothic" w:eastAsia="Malgun Gothic"/>
+                <w:b w:val="0"/>
+                <w:i w:val="0"/>
+                <w:sz w:val="20"/>
+              </w:rPr>
+              <w:t xml:space="preserve">  —  말을 걸다</w:t>
+            </w:r>
+          </w:p>
+        </w:tc>
+      </w:tr>
+      <w:tr>
+        <w:tc>
+          <w:tcPr>
+            <w:tcW w:type="dxa" w:w="1500"/>
+            <w:tcBorders>
+              <w:top w:val="single" w:color="BFBFBF" w:sz="4"/>
+              <w:left w:val="single" w:color="BFBFBF" w:sz="4"/>
+              <w:bottom w:val="single" w:color="BFBFBF" w:sz="4"/>
+              <w:right w:val="single" w:color="BFBFBF" w:sz="4"/>
+            </w:tcBorders>
+            <w:shd w:fill="DEEAF6" w:color="auto" w:val="clear"/>
+          </w:tcPr>
+          <w:p>
+            <w:r>
+              <w:rPr>
+                <w:rFonts w:ascii="Malgun Gothic" w:hAnsi="Malgun Gothic" w:cs="Malgun Gothic" w:eastAsia="Malgun Gothic"/>
+                <w:b/>
+                <w:i w:val="0"/>
+                <w:color w:val="1F3864"/>
+                <w:sz w:val="20"/>
+              </w:rPr>
+              <w:t>문법</w:t>
+            </w:r>
+          </w:p>
+        </w:tc>
+        <w:tc>
+          <w:tcPr>
+            <w:tcW w:type="dxa" w:w="8138"/>
+            <w:tcBorders>
+              <w:top w:val="single" w:color="BFBFBF" w:sz="4"/>
+              <w:left w:val="single" w:color="BFBFBF" w:sz="4"/>
+              <w:bottom w:val="single" w:color="BFBFBF" w:sz="4"/>
+              <w:right w:val="single" w:color="BFBFBF" w:sz="4"/>
+            </w:tcBorders>
+          </w:tcPr>
+          <w:p>
+            <w:pPr>
+              <w:spacing w:after="40"/>
+            </w:pPr>
+            <w:r>
+              <w:rPr>
+                <w:rFonts w:ascii="Malgun Gothic" w:hAnsi="Malgun Gothic" w:cs="Malgun Gothic" w:eastAsia="Malgun Gothic"/>
+                <w:b w:val="0"/>
+                <w:i w:val="0"/>
+                <w:sz w:val="20"/>
+              </w:rPr>
+              <w:t>Eine Woche früher hätte mich so jemand nie erkannt는 접속법 II 과거입니다. Jetzt werde ich ... angesprochen은 현재 수동입니다.</w:t>
+            </w:r>
+          </w:p>
+        </w:tc>
+      </w:tr>
+      <w:tr>
+        <w:tc>
+          <w:tcPr>
+            <w:tcW w:type="dxa" w:w="1500"/>
+            <w:tcBorders>
+              <w:top w:val="single" w:color="BFBFBF" w:sz="4"/>
+              <w:left w:val="single" w:color="BFBFBF" w:sz="4"/>
+              <w:bottom w:val="single" w:color="BFBFBF" w:sz="4"/>
+              <w:right w:val="single" w:color="BFBFBF" w:sz="4"/>
+            </w:tcBorders>
+            <w:shd w:fill="DEEAF6" w:color="auto" w:val="clear"/>
+          </w:tcPr>
+          <w:p>
+            <w:r>
+              <w:rPr>
+                <w:rFonts w:ascii="Malgun Gothic" w:hAnsi="Malgun Gothic" w:cs="Malgun Gothic" w:eastAsia="Malgun Gothic"/>
+                <w:b/>
+                <w:i w:val="0"/>
+                <w:color w:val="1F3864"/>
+                <w:sz w:val="20"/>
+              </w:rPr>
+              <w:t>표현</w:t>
+            </w:r>
+          </w:p>
+        </w:tc>
+        <w:tc>
+          <w:tcPr>
+            <w:tcW w:type="dxa" w:w="8138"/>
+            <w:tcBorders>
+              <w:top w:val="single" w:color="BFBFBF" w:sz="4"/>
+              <w:left w:val="single" w:color="BFBFBF" w:sz="4"/>
+              <w:bottom w:val="single" w:color="BFBFBF" w:sz="4"/>
+              <w:right w:val="single" w:color="BFBFBF" w:sz="4"/>
+            </w:tcBorders>
+          </w:tcPr>
+          <w:p>
+            <w:pPr>
+              <w:spacing w:after="40"/>
+            </w:pPr>
+            <w:r>
+              <w:rPr>
+                <w:rFonts w:ascii="Malgun Gothic" w:hAnsi="Malgun Gothic" w:cs="Malgun Gothic" w:eastAsia="Malgun Gothic"/>
+                <w:b w:val="0"/>
+                <w:i w:val="0"/>
+                <w:sz w:val="20"/>
+              </w:rPr>
+              <w:t>nur weil ich einen Helm trage는 weil절입니다.</w:t>
+            </w:r>
+          </w:p>
+        </w:tc>
+      </w:tr>
+      <w:tr>
+        <w:tc>
+          <w:tcPr>
+            <w:tcW w:type="dxa" w:w="1500"/>
+            <w:tcBorders>
+              <w:top w:val="single" w:color="BFBFBF" w:sz="4"/>
+              <w:left w:val="single" w:color="BFBFBF" w:sz="4"/>
+              <w:bottom w:val="single" w:color="BFBFBF" w:sz="4"/>
+              <w:right w:val="single" w:color="BFBFBF" w:sz="4"/>
+            </w:tcBorders>
+            <w:shd w:fill="DEEAF6" w:color="auto" w:val="clear"/>
+          </w:tcPr>
+          <w:p>
+            <w:r>
+              <w:rPr>
+                <w:rFonts w:ascii="Malgun Gothic" w:hAnsi="Malgun Gothic" w:cs="Malgun Gothic" w:eastAsia="Malgun Gothic"/>
+                <w:b/>
+                <w:i w:val="0"/>
+                <w:color w:val="1F3864"/>
+                <w:sz w:val="20"/>
+              </w:rPr>
+              <w:t>시제</w:t>
+            </w:r>
+          </w:p>
+        </w:tc>
+        <w:tc>
+          <w:tcPr>
+            <w:tcW w:type="dxa" w:w="8138"/>
+            <w:tcBorders>
+              <w:top w:val="single" w:color="BFBFBF" w:sz="4"/>
+              <w:left w:val="single" w:color="BFBFBF" w:sz="4"/>
+              <w:bottom w:val="single" w:color="BFBFBF" w:sz="4"/>
+              <w:right w:val="single" w:color="BFBFBF" w:sz="4"/>
+            </w:tcBorders>
+          </w:tcPr>
+          <w:p>
+            <w:pPr>
+              <w:spacing w:after="40"/>
+            </w:pPr>
+            <w:r>
+              <w:rPr>
+                <w:rFonts w:ascii="Malgun Gothic" w:hAnsi="Malgun Gothic" w:cs="Malgun Gothic" w:eastAsia="Malgun Gothic"/>
+                <w:b w:val="0"/>
+                <w:i w:val="0"/>
+                <w:sz w:val="20"/>
+              </w:rPr>
+              <w:t>war는 과거형이고 hätte ... erkannt는 접속법 II 과거, werde ... angesprochen은 수동입니다.</w:t>
+            </w:r>
+          </w:p>
+        </w:tc>
+      </w:tr>
+    </w:tbl>
+    <w:p>
+      <w:pPr>
+        <w:spacing w:after="0"/>
+      </w:pPr>
+    </w:p>
+    <w:p>
+      <w:pPr>
+        <w:keepNext/>
+        <w:spacing w:before="160"/>
+      </w:pPr>
+      <w:r>
+        <w:rPr>
+          <w:rFonts w:ascii="Arial" w:hAnsi="Arial" w:cs="Arial" w:eastAsia="Malgun Gothic"/>
+          <w:b/>
+          <w:i w:val="0"/>
+          <w:sz w:val="22"/>
+        </w:rPr>
+        <w:t>16. Karim: Das ist die Magie der Uniform. Plötzlich bist du kein Banker mehr, sondern ein Mensch, der arbeitet. Und die Leute sehen dich anders an.</w:t>
+      </w:r>
+    </w:p>
+    <w:p>
+      <w:pPr>
+        <w:keepNext/>
+        <w:ind w:left="340"/>
+      </w:pPr>
+      <w:r>
+        <w:rPr>
+          <w:rFonts w:ascii="Malgun Gothic" w:hAnsi="Malgun Gothic" w:cs="Malgun Gothic" w:eastAsia="Malgun Gothic"/>
+          <w:b w:val="0"/>
+          <w:i/>
+          <w:color w:val="404040"/>
+          <w:sz w:val="20"/>
+        </w:rPr>
+        <w:t>그게 제복의 마법이야. 갑자기 은행원이 아니라 일하는 사람이 되는 거지. 사람들이 너를 다르게 봐.</w:t>
+      </w:r>
+    </w:p>
+    <w:tbl>
+      <w:tblPr>
+        <w:tblW w:type="auto" w:w="0"/>
+        <w:tblLayout w:type="fixed"/>
+        <w:tblLook w:firstColumn="1" w:firstRow="1" w:lastColumn="0" w:lastRow="0" w:noHBand="0" w:noVBand="1" w:val="04A0"/>
+      </w:tblPr>
+      <w:tblGrid>
+        <w:gridCol w:w="4819"/>
+        <w:gridCol w:w="4819"/>
+      </w:tblGrid>
+      <w:tr>
+        <w:tc>
+          <w:tcPr>
+            <w:tcW w:type="dxa" w:w="1500"/>
+            <w:tcBorders>
+              <w:top w:val="single" w:color="BFBFBF" w:sz="4"/>
+              <w:left w:val="single" w:color="BFBFBF" w:sz="4"/>
+              <w:bottom w:val="single" w:color="BFBFBF" w:sz="4"/>
+              <w:right w:val="single" w:color="BFBFBF" w:sz="4"/>
+            </w:tcBorders>
+            <w:shd w:fill="DEEAF6" w:color="auto" w:val="clear"/>
+          </w:tcPr>
+          <w:p>
+            <w:r>
+              <w:rPr>
+                <w:rFonts w:ascii="Malgun Gothic" w:hAnsi="Malgun Gothic" w:cs="Malgun Gothic" w:eastAsia="Malgun Gothic"/>
+                <w:b/>
+                <w:i w:val="0"/>
+                <w:color w:val="1F3864"/>
+                <w:sz w:val="20"/>
+              </w:rPr>
+              <w:t>주요 단어</w:t>
+            </w:r>
+          </w:p>
+        </w:tc>
+        <w:tc>
+          <w:tcPr>
+            <w:tcW w:type="dxa" w:w="8138"/>
+            <w:tcBorders>
+              <w:top w:val="single" w:color="BFBFBF" w:sz="4"/>
+              <w:left w:val="single" w:color="BFBFBF" w:sz="4"/>
+              <w:bottom w:val="single" w:color="BFBFBF" w:sz="4"/>
+              <w:right w:val="single" w:color="BFBFBF" w:sz="4"/>
+            </w:tcBorders>
+          </w:tcPr>
+          <w:p>
+            <w:pPr>
+              <w:spacing w:after="40"/>
+            </w:pPr>
+            <w:r>
+              <w:rPr>
+                <w:rFonts w:ascii="Arial" w:hAnsi="Arial" w:cs="Arial" w:eastAsia="Malgun Gothic"/>
+                <w:b/>
+                <w:i w:val="0"/>
+                <w:sz w:val="20"/>
+              </w:rPr>
+              <w:t>die Uniform, -en</w:t>
+            </w:r>
+            <w:r>
+              <w:rPr>
+                <w:rFonts w:ascii="Malgun Gothic" w:hAnsi="Malgun Gothic" w:cs="Malgun Gothic" w:eastAsia="Malgun Gothic"/>
+                <w:b w:val="0"/>
+                <w:i w:val="0"/>
+                <w:sz w:val="20"/>
+              </w:rPr>
+              <w:t xml:space="preserve">  —  제복</w:t>
+            </w:r>
+          </w:p>
+          <w:p>
+            <w:pPr>
+              <w:spacing w:after="40"/>
+            </w:pPr>
+            <w:r>
+              <w:rPr>
+                <w:rFonts w:ascii="Arial" w:hAnsi="Arial" w:cs="Arial" w:eastAsia="Malgun Gothic"/>
+                <w:b/>
+                <w:i w:val="0"/>
+                <w:sz w:val="20"/>
+              </w:rPr>
+              <w:t>anders</w:t>
+            </w:r>
+            <w:r>
+              <w:rPr>
+                <w:rFonts w:ascii="Malgun Gothic" w:hAnsi="Malgun Gothic" w:cs="Malgun Gothic" w:eastAsia="Malgun Gothic"/>
+                <w:b w:val="0"/>
+                <w:i w:val="0"/>
+                <w:sz w:val="20"/>
+              </w:rPr>
+              <w:t xml:space="preserve">  —  다르게</w:t>
+            </w:r>
+          </w:p>
+          <w:p>
+            <w:pPr>
+              <w:spacing w:after="40"/>
+            </w:pPr>
+            <w:r>
+              <w:rPr>
+                <w:rFonts w:ascii="Arial" w:hAnsi="Arial" w:cs="Arial" w:eastAsia="Malgun Gothic"/>
+                <w:b/>
+                <w:i w:val="0"/>
+                <w:sz w:val="20"/>
+              </w:rPr>
+              <w:t>arbeiten</w:t>
+            </w:r>
+            <w:r>
+              <w:rPr>
+                <w:rFonts w:ascii="Malgun Gothic" w:hAnsi="Malgun Gothic" w:cs="Malgun Gothic" w:eastAsia="Malgun Gothic"/>
+                <w:b w:val="0"/>
+                <w:i w:val="0"/>
+                <w:sz w:val="20"/>
+              </w:rPr>
+              <w:t xml:space="preserve">  —  일하다</w:t>
+            </w:r>
+          </w:p>
+        </w:tc>
+      </w:tr>
+      <w:tr>
+        <w:tc>
+          <w:tcPr>
+            <w:tcW w:type="dxa" w:w="1500"/>
+            <w:tcBorders>
+              <w:top w:val="single" w:color="BFBFBF" w:sz="4"/>
+              <w:left w:val="single" w:color="BFBFBF" w:sz="4"/>
+              <w:bottom w:val="single" w:color="BFBFBF" w:sz="4"/>
+              <w:right w:val="single" w:color="BFBFBF" w:sz="4"/>
+            </w:tcBorders>
+            <w:shd w:fill="DEEAF6" w:color="auto" w:val="clear"/>
+          </w:tcPr>
+          <w:p>
+            <w:r>
+              <w:rPr>
+                <w:rFonts w:ascii="Malgun Gothic" w:hAnsi="Malgun Gothic" w:cs="Malgun Gothic" w:eastAsia="Malgun Gothic"/>
+                <w:b/>
+                <w:i w:val="0"/>
+                <w:color w:val="1F3864"/>
+                <w:sz w:val="20"/>
+              </w:rPr>
+              <w:t>문법</w:t>
+            </w:r>
+          </w:p>
+        </w:tc>
+        <w:tc>
+          <w:tcPr>
+            <w:tcW w:type="dxa" w:w="8138"/>
+            <w:tcBorders>
+              <w:top w:val="single" w:color="BFBFBF" w:sz="4"/>
+              <w:left w:val="single" w:color="BFBFBF" w:sz="4"/>
+              <w:bottom w:val="single" w:color="BFBFBF" w:sz="4"/>
+              <w:right w:val="single" w:color="BFBFBF" w:sz="4"/>
+            </w:tcBorders>
+          </w:tcPr>
+          <w:p>
+            <w:pPr>
+              <w:spacing w:after="40"/>
+            </w:pPr>
+            <w:r>
+              <w:rPr>
+                <w:rFonts w:ascii="Malgun Gothic" w:hAnsi="Malgun Gothic" w:cs="Malgun Gothic" w:eastAsia="Malgun Gothic"/>
+                <w:b w:val="0"/>
+                <w:i w:val="0"/>
+                <w:sz w:val="20"/>
+              </w:rPr>
+              <w:t>Plötzlich bist du kein Banker mehr, sondern ein Mensch, der arbeitet에서 kein ... mehr, sondern ...과 관계절이 쓰입니다. Und die Leute sehen dich anders an은 분리동사 ansehen입니다.</w:t>
+            </w:r>
+          </w:p>
+        </w:tc>
+      </w:tr>
+      <w:tr>
+        <w:tc>
+          <w:tcPr>
+            <w:tcW w:type="dxa" w:w="1500"/>
+            <w:tcBorders>
+              <w:top w:val="single" w:color="BFBFBF" w:sz="4"/>
+              <w:left w:val="single" w:color="BFBFBF" w:sz="4"/>
+              <w:bottom w:val="single" w:color="BFBFBF" w:sz="4"/>
+              <w:right w:val="single" w:color="BFBFBF" w:sz="4"/>
+            </w:tcBorders>
+            <w:shd w:fill="DEEAF6" w:color="auto" w:val="clear"/>
+          </w:tcPr>
+          <w:p>
+            <w:r>
+              <w:rPr>
+                <w:rFonts w:ascii="Malgun Gothic" w:hAnsi="Malgun Gothic" w:cs="Malgun Gothic" w:eastAsia="Malgun Gothic"/>
+                <w:b/>
+                <w:i w:val="0"/>
+                <w:color w:val="1F3864"/>
+                <w:sz w:val="20"/>
+              </w:rPr>
+              <w:t>표현</w:t>
+            </w:r>
+          </w:p>
+        </w:tc>
+        <w:tc>
+          <w:tcPr>
+            <w:tcW w:type="dxa" w:w="8138"/>
+            <w:tcBorders>
+              <w:top w:val="single" w:color="BFBFBF" w:sz="4"/>
+              <w:left w:val="single" w:color="BFBFBF" w:sz="4"/>
+              <w:bottom w:val="single" w:color="BFBFBF" w:sz="4"/>
+              <w:right w:val="single" w:color="BFBFBF" w:sz="4"/>
+            </w:tcBorders>
+          </w:tcPr>
+          <w:p>
+            <w:pPr>
+              <w:spacing w:after="40"/>
+            </w:pPr>
+            <w:r>
+              <w:rPr>
+                <w:rFonts w:ascii="Malgun Gothic" w:hAnsi="Malgun Gothic" w:cs="Malgun Gothic" w:eastAsia="Malgun Gothic"/>
+                <w:b w:val="0"/>
+                <w:i w:val="0"/>
+                <w:sz w:val="20"/>
+              </w:rPr>
+              <w:t>die Magie der Uniform은 2격 표현입니다.</w:t>
+            </w:r>
+          </w:p>
+        </w:tc>
+      </w:tr>
+      <w:tr>
+        <w:tc>
+          <w:tcPr>
+            <w:tcW w:type="dxa" w:w="1500"/>
+            <w:tcBorders>
+              <w:top w:val="single" w:color="BFBFBF" w:sz="4"/>
+              <w:left w:val="single" w:color="BFBFBF" w:sz="4"/>
+              <w:bottom w:val="single" w:color="BFBFBF" w:sz="4"/>
+              <w:right w:val="single" w:color="BFBFBF" w:sz="4"/>
+            </w:tcBorders>
+            <w:shd w:fill="DEEAF6" w:color="auto" w:val="clear"/>
+          </w:tcPr>
+          <w:p>
+            <w:r>
+              <w:rPr>
+                <w:rFonts w:ascii="Malgun Gothic" w:hAnsi="Malgun Gothic" w:cs="Malgun Gothic" w:eastAsia="Malgun Gothic"/>
+                <w:b/>
+                <w:i w:val="0"/>
+                <w:color w:val="1F3864"/>
+                <w:sz w:val="20"/>
+              </w:rPr>
+              <w:t>시제</w:t>
+            </w:r>
+          </w:p>
+        </w:tc>
+        <w:tc>
+          <w:tcPr>
+            <w:tcW w:type="dxa" w:w="8138"/>
+            <w:tcBorders>
+              <w:top w:val="single" w:color="BFBFBF" w:sz="4"/>
+              <w:left w:val="single" w:color="BFBFBF" w:sz="4"/>
+              <w:bottom w:val="single" w:color="BFBFBF" w:sz="4"/>
+              <w:right w:val="single" w:color="BFBFBF" w:sz="4"/>
+            </w:tcBorders>
+          </w:tcPr>
+          <w:p>
+            <w:pPr>
+              <w:spacing w:after="40"/>
+            </w:pPr>
+            <w:r>
+              <w:rPr>
+                <w:rFonts w:ascii="Malgun Gothic" w:hAnsi="Malgun Gothic" w:cs="Malgun Gothic" w:eastAsia="Malgun Gothic"/>
+                <w:b w:val="0"/>
+                <w:i w:val="0"/>
+                <w:sz w:val="20"/>
+              </w:rPr>
+              <w:t>ist, bist, arbeitet, sehen ... an은 현재형입니다.</w:t>
+            </w:r>
+          </w:p>
+        </w:tc>
+      </w:tr>
+    </w:tbl>
+    <w:p>
+      <w:pPr>
+        <w:spacing w:after="0"/>
+      </w:pPr>
+    </w:p>
+    <w:p>
+      <w:pPr>
+        <w:keepNext/>
+        <w:spacing w:before="160"/>
+      </w:pPr>
+      <w:r>
+        <w:rPr>
+          <w:rFonts w:ascii="Arial" w:hAnsi="Arial" w:cs="Arial" w:eastAsia="Malgun Gothic"/>
+          <w:b/>
+          <w:i w:val="0"/>
+          <w:sz w:val="22"/>
+        </w:rPr>
+        <w:t>17. Jonas: Am Nachmittag schieben wir die Räder die Treppe zu einem Altbau hinauf, weil der Aufzug streikt. Felix keucht, schwitzt, flucht leise, aber er trägt die Tasche in die vierte Etage, ohne sie abzusetzen.</w:t>
+      </w:r>
+    </w:p>
+    <w:p>
+      <w:pPr>
+        <w:keepNext/>
+        <w:ind w:left="340"/>
+      </w:pPr>
+      <w:r>
+        <w:rPr>
+          <w:rFonts w:ascii="Malgun Gothic" w:hAnsi="Malgun Gothic" w:cs="Malgun Gothic" w:eastAsia="Malgun Gothic"/>
+          <w:b w:val="0"/>
+          <w:i/>
+          <w:color w:val="404040"/>
+          <w:sz w:val="20"/>
+        </w:rPr>
+        <w:t>오후에는 엘리베이터가 고장 나 자전거를 밀며 옛 건물 계단을 오른다. 펠릭스는 헐떡이고 땀 흘리고 낮게 욕하지만 가방을 내려놓지 않고 사 층까지 들고 간다.</w:t>
+      </w:r>
+    </w:p>
+    <w:tbl>
+      <w:tblPr>
+        <w:tblW w:type="auto" w:w="0"/>
+        <w:tblLayout w:type="fixed"/>
+        <w:tblLook w:firstColumn="1" w:firstRow="1" w:lastColumn="0" w:lastRow="0" w:noHBand="0" w:noVBand="1" w:val="04A0"/>
+      </w:tblPr>
+      <w:tblGrid>
+        <w:gridCol w:w="4819"/>
+        <w:gridCol w:w="4819"/>
+      </w:tblGrid>
+      <w:tr>
+        <w:tc>
+          <w:tcPr>
+            <w:tcW w:type="dxa" w:w="1500"/>
+            <w:tcBorders>
+              <w:top w:val="single" w:color="BFBFBF" w:sz="4"/>
+              <w:left w:val="single" w:color="BFBFBF" w:sz="4"/>
+              <w:bottom w:val="single" w:color="BFBFBF" w:sz="4"/>
+              <w:right w:val="single" w:color="BFBFBF" w:sz="4"/>
+            </w:tcBorders>
+            <w:shd w:fill="DEEAF6" w:color="auto" w:val="clear"/>
+          </w:tcPr>
+          <w:p>
+            <w:r>
+              <w:rPr>
+                <w:rFonts w:ascii="Malgun Gothic" w:hAnsi="Malgun Gothic" w:cs="Malgun Gothic" w:eastAsia="Malgun Gothic"/>
+                <w:b/>
+                <w:i w:val="0"/>
+                <w:color w:val="1F3864"/>
+                <w:sz w:val="20"/>
+              </w:rPr>
+              <w:t>주요 단어</w:t>
+            </w:r>
+          </w:p>
+        </w:tc>
+        <w:tc>
+          <w:tcPr>
+            <w:tcW w:type="dxa" w:w="8138"/>
+            <w:tcBorders>
+              <w:top w:val="single" w:color="BFBFBF" w:sz="4"/>
+              <w:left w:val="single" w:color="BFBFBF" w:sz="4"/>
+              <w:bottom w:val="single" w:color="BFBFBF" w:sz="4"/>
+              <w:right w:val="single" w:color="BFBFBF" w:sz="4"/>
+            </w:tcBorders>
+          </w:tcPr>
+          <w:p>
+            <w:pPr>
+              <w:spacing w:after="40"/>
+            </w:pPr>
+            <w:r>
+              <w:rPr>
+                <w:rFonts w:ascii="Arial" w:hAnsi="Arial" w:cs="Arial" w:eastAsia="Malgun Gothic"/>
+                <w:b/>
+                <w:i w:val="0"/>
+                <w:sz w:val="20"/>
+              </w:rPr>
+              <w:t>keuchen</w:t>
+            </w:r>
+            <w:r>
+              <w:rPr>
+                <w:rFonts w:ascii="Malgun Gothic" w:hAnsi="Malgun Gothic" w:cs="Malgun Gothic" w:eastAsia="Malgun Gothic"/>
+                <w:b w:val="0"/>
+                <w:i w:val="0"/>
+                <w:sz w:val="20"/>
+              </w:rPr>
+              <w:t xml:space="preserve">  —  헐떡이다</w:t>
+            </w:r>
+          </w:p>
+          <w:p>
+            <w:pPr>
+              <w:spacing w:after="40"/>
+            </w:pPr>
+            <w:r>
+              <w:rPr>
+                <w:rFonts w:ascii="Arial" w:hAnsi="Arial" w:cs="Arial" w:eastAsia="Malgun Gothic"/>
+                <w:b/>
+                <w:i w:val="0"/>
+                <w:sz w:val="20"/>
+              </w:rPr>
+              <w:t>fluchen</w:t>
+            </w:r>
+            <w:r>
+              <w:rPr>
+                <w:rFonts w:ascii="Malgun Gothic" w:hAnsi="Malgun Gothic" w:cs="Malgun Gothic" w:eastAsia="Malgun Gothic"/>
+                <w:b w:val="0"/>
+                <w:i w:val="0"/>
+                <w:sz w:val="20"/>
+              </w:rPr>
+              <w:t xml:space="preserve">  —  욕하다</w:t>
+            </w:r>
+          </w:p>
+          <w:p>
+            <w:pPr>
+              <w:spacing w:after="40"/>
+            </w:pPr>
+            <w:r>
+              <w:rPr>
+                <w:rFonts w:ascii="Arial" w:hAnsi="Arial" w:cs="Arial" w:eastAsia="Malgun Gothic"/>
+                <w:b/>
+                <w:i w:val="0"/>
+                <w:sz w:val="20"/>
+              </w:rPr>
+              <w:t>absetzen</w:t>
+            </w:r>
+            <w:r>
+              <w:rPr>
+                <w:rFonts w:ascii="Malgun Gothic" w:hAnsi="Malgun Gothic" w:cs="Malgun Gothic" w:eastAsia="Malgun Gothic"/>
+                <w:b w:val="0"/>
+                <w:i w:val="0"/>
+                <w:sz w:val="20"/>
+              </w:rPr>
+              <w:t xml:space="preserve">  —  내려놓다</w:t>
+            </w:r>
+          </w:p>
+        </w:tc>
+      </w:tr>
+      <w:tr>
+        <w:tc>
+          <w:tcPr>
+            <w:tcW w:type="dxa" w:w="1500"/>
+            <w:tcBorders>
+              <w:top w:val="single" w:color="BFBFBF" w:sz="4"/>
+              <w:left w:val="single" w:color="BFBFBF" w:sz="4"/>
+              <w:bottom w:val="single" w:color="BFBFBF" w:sz="4"/>
+              <w:right w:val="single" w:color="BFBFBF" w:sz="4"/>
+            </w:tcBorders>
+            <w:shd w:fill="DEEAF6" w:color="auto" w:val="clear"/>
+          </w:tcPr>
+          <w:p>
+            <w:r>
+              <w:rPr>
+                <w:rFonts w:ascii="Malgun Gothic" w:hAnsi="Malgun Gothic" w:cs="Malgun Gothic" w:eastAsia="Malgun Gothic"/>
+                <w:b/>
+                <w:i w:val="0"/>
+                <w:color w:val="1F3864"/>
+                <w:sz w:val="20"/>
+              </w:rPr>
+              <w:t>문법</w:t>
+            </w:r>
+          </w:p>
+        </w:tc>
+        <w:tc>
+          <w:tcPr>
+            <w:tcW w:type="dxa" w:w="8138"/>
+            <w:tcBorders>
+              <w:top w:val="single" w:color="BFBFBF" w:sz="4"/>
+              <w:left w:val="single" w:color="BFBFBF" w:sz="4"/>
+              <w:bottom w:val="single" w:color="BFBFBF" w:sz="4"/>
+              <w:right w:val="single" w:color="BFBFBF" w:sz="4"/>
+            </w:tcBorders>
+          </w:tcPr>
+          <w:p>
+            <w:pPr>
+              <w:spacing w:after="40"/>
+            </w:pPr>
+            <w:r>
+              <w:rPr>
+                <w:rFonts w:ascii="Malgun Gothic" w:hAnsi="Malgun Gothic" w:cs="Malgun Gothic" w:eastAsia="Malgun Gothic"/>
+                <w:b w:val="0"/>
+                <w:i w:val="0"/>
+                <w:sz w:val="20"/>
+              </w:rPr>
+              <w:t>ohne sie abzusetzen는 ohne ... zu + 부정형이며 분리동사의 zu가 사이에 들어갑니다. weil der Aufzug streikt는 weil절입니다.</w:t>
+            </w:r>
+          </w:p>
+        </w:tc>
+      </w:tr>
+      <w:tr>
+        <w:tc>
+          <w:tcPr>
+            <w:tcW w:type="dxa" w:w="1500"/>
+            <w:tcBorders>
+              <w:top w:val="single" w:color="BFBFBF" w:sz="4"/>
+              <w:left w:val="single" w:color="BFBFBF" w:sz="4"/>
+              <w:bottom w:val="single" w:color="BFBFBF" w:sz="4"/>
+              <w:right w:val="single" w:color="BFBFBF" w:sz="4"/>
+            </w:tcBorders>
+            <w:shd w:fill="DEEAF6" w:color="auto" w:val="clear"/>
+          </w:tcPr>
+          <w:p>
+            <w:r>
+              <w:rPr>
+                <w:rFonts w:ascii="Malgun Gothic" w:hAnsi="Malgun Gothic" w:cs="Malgun Gothic" w:eastAsia="Malgun Gothic"/>
+                <w:b/>
+                <w:i w:val="0"/>
+                <w:color w:val="1F3864"/>
+                <w:sz w:val="20"/>
+              </w:rPr>
+              <w:t>표현</w:t>
+            </w:r>
+          </w:p>
+        </w:tc>
+        <w:tc>
+          <w:tcPr>
+            <w:tcW w:type="dxa" w:w="8138"/>
+            <w:tcBorders>
+              <w:top w:val="single" w:color="BFBFBF" w:sz="4"/>
+              <w:left w:val="single" w:color="BFBFBF" w:sz="4"/>
+              <w:bottom w:val="single" w:color="BFBFBF" w:sz="4"/>
+              <w:right w:val="single" w:color="BFBFBF" w:sz="4"/>
+            </w:tcBorders>
+          </w:tcPr>
+          <w:p>
+            <w:pPr>
+              <w:spacing w:after="40"/>
+            </w:pPr>
+            <w:r>
+              <w:rPr>
+                <w:rFonts w:ascii="Malgun Gothic" w:hAnsi="Malgun Gothic" w:cs="Malgun Gothic" w:eastAsia="Malgun Gothic"/>
+                <w:b w:val="0"/>
+                <w:i w:val="0"/>
+                <w:sz w:val="20"/>
+              </w:rPr>
+              <w:t>in die vierte Etage는 in + 4격(방향)입니다.</w:t>
+            </w:r>
+          </w:p>
+        </w:tc>
+      </w:tr>
+      <w:tr>
+        <w:tc>
+          <w:tcPr>
+            <w:tcW w:type="dxa" w:w="1500"/>
+            <w:tcBorders>
+              <w:top w:val="single" w:color="BFBFBF" w:sz="4"/>
+              <w:left w:val="single" w:color="BFBFBF" w:sz="4"/>
+              <w:bottom w:val="single" w:color="BFBFBF" w:sz="4"/>
+              <w:right w:val="single" w:color="BFBFBF" w:sz="4"/>
+            </w:tcBorders>
+            <w:shd w:fill="DEEAF6" w:color="auto" w:val="clear"/>
+          </w:tcPr>
+          <w:p>
+            <w:r>
+              <w:rPr>
+                <w:rFonts w:ascii="Malgun Gothic" w:hAnsi="Malgun Gothic" w:cs="Malgun Gothic" w:eastAsia="Malgun Gothic"/>
+                <w:b/>
+                <w:i w:val="0"/>
+                <w:color w:val="1F3864"/>
+                <w:sz w:val="20"/>
+              </w:rPr>
+              <w:t>시제</w:t>
+            </w:r>
+          </w:p>
+        </w:tc>
+        <w:tc>
+          <w:tcPr>
+            <w:tcW w:type="dxa" w:w="8138"/>
+            <w:tcBorders>
+              <w:top w:val="single" w:color="BFBFBF" w:sz="4"/>
+              <w:left w:val="single" w:color="BFBFBF" w:sz="4"/>
+              <w:bottom w:val="single" w:color="BFBFBF" w:sz="4"/>
+              <w:right w:val="single" w:color="BFBFBF" w:sz="4"/>
+            </w:tcBorders>
+          </w:tcPr>
+          <w:p>
+            <w:pPr>
+              <w:spacing w:after="40"/>
+            </w:pPr>
+            <w:r>
+              <w:rPr>
+                <w:rFonts w:ascii="Malgun Gothic" w:hAnsi="Malgun Gothic" w:cs="Malgun Gothic" w:eastAsia="Malgun Gothic"/>
+                <w:b w:val="0"/>
+                <w:i w:val="0"/>
+                <w:sz w:val="20"/>
+              </w:rPr>
+              <w:t>schieben, streikt, keucht, schwitzt, flucht, trägt는 현재형입니다.</w:t>
+            </w:r>
+          </w:p>
+        </w:tc>
+      </w:tr>
+    </w:tbl>
+    <w:p>
+      <w:pPr>
+        <w:spacing w:after="0"/>
+      </w:pPr>
+    </w:p>
+    <w:p>
+      <w:pPr>
+        <w:keepNext/>
+        <w:spacing w:before="160"/>
+      </w:pPr>
+      <w:r>
+        <w:rPr>
+          <w:rFonts w:ascii="Arial" w:hAnsi="Arial" w:cs="Arial" w:eastAsia="Malgun Gothic"/>
+          <w:b/>
+          <w:i w:val="0"/>
+          <w:sz w:val="22"/>
+        </w:rPr>
+        <w:t>18. Kundin: Ach du lieber Himmel, so ein junger Mann in meiner Tür, schweißgebadet und trotzdem lächelnd. Möchten Sie ein Glas Wasser?</w:t>
+      </w:r>
+    </w:p>
+    <w:p>
+      <w:pPr>
+        <w:keepNext/>
+        <w:ind w:left="340"/>
+      </w:pPr>
+      <w:r>
+        <w:rPr>
+          <w:rFonts w:ascii="Malgun Gothic" w:hAnsi="Malgun Gothic" w:cs="Malgun Gothic" w:eastAsia="Malgun Gothic"/>
+          <w:b w:val="0"/>
+          <w:i/>
+          <w:color w:val="404040"/>
+          <w:sz w:val="20"/>
+        </w:rPr>
+        <w:t>어머나, 땀범벅인데도 웃고 있는 젊은 분이 제 집 문 앞에 있네요. 물 한 잔 드릴까요?</w:t>
+      </w:r>
+    </w:p>
+    <w:tbl>
+      <w:tblPr>
+        <w:tblW w:type="auto" w:w="0"/>
+        <w:tblLayout w:type="fixed"/>
+        <w:tblLook w:firstColumn="1" w:firstRow="1" w:lastColumn="0" w:lastRow="0" w:noHBand="0" w:noVBand="1" w:val="04A0"/>
+      </w:tblPr>
+      <w:tblGrid>
+        <w:gridCol w:w="4819"/>
+        <w:gridCol w:w="4819"/>
+      </w:tblGrid>
+      <w:tr>
+        <w:tc>
+          <w:tcPr>
+            <w:tcW w:type="dxa" w:w="1500"/>
+            <w:tcBorders>
+              <w:top w:val="single" w:color="BFBFBF" w:sz="4"/>
+              <w:left w:val="single" w:color="BFBFBF" w:sz="4"/>
+              <w:bottom w:val="single" w:color="BFBFBF" w:sz="4"/>
+              <w:right w:val="single" w:color="BFBFBF" w:sz="4"/>
+            </w:tcBorders>
+            <w:shd w:fill="DEEAF6" w:color="auto" w:val="clear"/>
+          </w:tcPr>
+          <w:p>
+            <w:r>
+              <w:rPr>
+                <w:rFonts w:ascii="Malgun Gothic" w:hAnsi="Malgun Gothic" w:cs="Malgun Gothic" w:eastAsia="Malgun Gothic"/>
+                <w:b/>
+                <w:i w:val="0"/>
+                <w:color w:val="1F3864"/>
+                <w:sz w:val="20"/>
+              </w:rPr>
+              <w:t>주요 단어</w:t>
+            </w:r>
+          </w:p>
+        </w:tc>
+        <w:tc>
+          <w:tcPr>
+            <w:tcW w:type="dxa" w:w="8138"/>
+            <w:tcBorders>
+              <w:top w:val="single" w:color="BFBFBF" w:sz="4"/>
+              <w:left w:val="single" w:color="BFBFBF" w:sz="4"/>
+              <w:bottom w:val="single" w:color="BFBFBF" w:sz="4"/>
+              <w:right w:val="single" w:color="BFBFBF" w:sz="4"/>
+            </w:tcBorders>
+          </w:tcPr>
+          <w:p>
+            <w:pPr>
+              <w:spacing w:after="40"/>
+            </w:pPr>
+            <w:r>
+              <w:rPr>
+                <w:rFonts w:ascii="Arial" w:hAnsi="Arial" w:cs="Arial" w:eastAsia="Malgun Gothic"/>
+                <w:b/>
+                <w:i w:val="0"/>
+                <w:sz w:val="20"/>
+              </w:rPr>
+              <w:t>schweißgebadet</w:t>
+            </w:r>
+            <w:r>
+              <w:rPr>
+                <w:rFonts w:ascii="Malgun Gothic" w:hAnsi="Malgun Gothic" w:cs="Malgun Gothic" w:eastAsia="Malgun Gothic"/>
+                <w:b w:val="0"/>
+                <w:i w:val="0"/>
+                <w:sz w:val="20"/>
+              </w:rPr>
+              <w:t xml:space="preserve">  —  땀범벅의</w:t>
+            </w:r>
+          </w:p>
+          <w:p>
+            <w:pPr>
+              <w:spacing w:after="40"/>
+            </w:pPr>
+            <w:r>
+              <w:rPr>
+                <w:rFonts w:ascii="Arial" w:hAnsi="Arial" w:cs="Arial" w:eastAsia="Malgun Gothic"/>
+                <w:b/>
+                <w:i w:val="0"/>
+                <w:sz w:val="20"/>
+              </w:rPr>
+              <w:t>lächelnd</w:t>
+            </w:r>
+            <w:r>
+              <w:rPr>
+                <w:rFonts w:ascii="Malgun Gothic" w:hAnsi="Malgun Gothic" w:cs="Malgun Gothic" w:eastAsia="Malgun Gothic"/>
+                <w:b w:val="0"/>
+                <w:i w:val="0"/>
+                <w:sz w:val="20"/>
+              </w:rPr>
+              <w:t xml:space="preserve">  —  웃고 있는</w:t>
+            </w:r>
+          </w:p>
+          <w:p>
+            <w:pPr>
+              <w:spacing w:after="40"/>
+            </w:pPr>
+            <w:r>
+              <w:rPr>
+                <w:rFonts w:ascii="Arial" w:hAnsi="Arial" w:cs="Arial" w:eastAsia="Malgun Gothic"/>
+                <w:b/>
+                <w:i w:val="0"/>
+                <w:sz w:val="20"/>
+              </w:rPr>
+              <w:t>der Himmel (단수)</w:t>
+            </w:r>
+            <w:r>
+              <w:rPr>
+                <w:rFonts w:ascii="Malgun Gothic" w:hAnsi="Malgun Gothic" w:cs="Malgun Gothic" w:eastAsia="Malgun Gothic"/>
+                <w:b w:val="0"/>
+                <w:i w:val="0"/>
+                <w:sz w:val="20"/>
+              </w:rPr>
+              <w:t xml:space="preserve">  —  하늘</w:t>
+            </w:r>
+          </w:p>
+        </w:tc>
+      </w:tr>
+      <w:tr>
+        <w:tc>
+          <w:tcPr>
+            <w:tcW w:type="dxa" w:w="1500"/>
+            <w:tcBorders>
+              <w:top w:val="single" w:color="BFBFBF" w:sz="4"/>
+              <w:left w:val="single" w:color="BFBFBF" w:sz="4"/>
+              <w:bottom w:val="single" w:color="BFBFBF" w:sz="4"/>
+              <w:right w:val="single" w:color="BFBFBF" w:sz="4"/>
+            </w:tcBorders>
+            <w:shd w:fill="DEEAF6" w:color="auto" w:val="clear"/>
+          </w:tcPr>
+          <w:p>
+            <w:r>
+              <w:rPr>
+                <w:rFonts w:ascii="Malgun Gothic" w:hAnsi="Malgun Gothic" w:cs="Malgun Gothic" w:eastAsia="Malgun Gothic"/>
+                <w:b/>
+                <w:i w:val="0"/>
+                <w:color w:val="1F3864"/>
+                <w:sz w:val="20"/>
+              </w:rPr>
+              <w:t>문법</w:t>
+            </w:r>
+          </w:p>
+        </w:tc>
+        <w:tc>
+          <w:tcPr>
+            <w:tcW w:type="dxa" w:w="8138"/>
+            <w:tcBorders>
+              <w:top w:val="single" w:color="BFBFBF" w:sz="4"/>
+              <w:left w:val="single" w:color="BFBFBF" w:sz="4"/>
+              <w:bottom w:val="single" w:color="BFBFBF" w:sz="4"/>
+              <w:right w:val="single" w:color="BFBFBF" w:sz="4"/>
+            </w:tcBorders>
+          </w:tcPr>
+          <w:p>
+            <w:pPr>
+              <w:spacing w:after="40"/>
+            </w:pPr>
+            <w:r>
+              <w:rPr>
+                <w:rFonts w:ascii="Malgun Gothic" w:hAnsi="Malgun Gothic" w:cs="Malgun Gothic" w:eastAsia="Malgun Gothic"/>
+                <w:b w:val="0"/>
+                <w:i w:val="0"/>
+                <w:sz w:val="20"/>
+              </w:rPr>
+              <w:t>Ach du lieber Himmel은 놀람을 나타내는 관용 표현입니다. Möchten Sie ein Glas Wasser?는 공손한 권유입니다.</w:t>
+            </w:r>
+          </w:p>
+        </w:tc>
+      </w:tr>
+      <w:tr>
+        <w:tc>
+          <w:tcPr>
+            <w:tcW w:type="dxa" w:w="1500"/>
+            <w:tcBorders>
+              <w:top w:val="single" w:color="BFBFBF" w:sz="4"/>
+              <w:left w:val="single" w:color="BFBFBF" w:sz="4"/>
+              <w:bottom w:val="single" w:color="BFBFBF" w:sz="4"/>
+              <w:right w:val="single" w:color="BFBFBF" w:sz="4"/>
+            </w:tcBorders>
+            <w:shd w:fill="DEEAF6" w:color="auto" w:val="clear"/>
+          </w:tcPr>
+          <w:p>
+            <w:r>
+              <w:rPr>
+                <w:rFonts w:ascii="Malgun Gothic" w:hAnsi="Malgun Gothic" w:cs="Malgun Gothic" w:eastAsia="Malgun Gothic"/>
+                <w:b/>
+                <w:i w:val="0"/>
+                <w:color w:val="1F3864"/>
+                <w:sz w:val="20"/>
+              </w:rPr>
+              <w:t>표현</w:t>
+            </w:r>
+          </w:p>
+        </w:tc>
+        <w:tc>
+          <w:tcPr>
+            <w:tcW w:type="dxa" w:w="8138"/>
+            <w:tcBorders>
+              <w:top w:val="single" w:color="BFBFBF" w:sz="4"/>
+              <w:left w:val="single" w:color="BFBFBF" w:sz="4"/>
+              <w:bottom w:val="single" w:color="BFBFBF" w:sz="4"/>
+              <w:right w:val="single" w:color="BFBFBF" w:sz="4"/>
+            </w:tcBorders>
+          </w:tcPr>
+          <w:p>
+            <w:pPr>
+              <w:spacing w:after="40"/>
+            </w:pPr>
+            <w:r>
+              <w:rPr>
+                <w:rFonts w:ascii="Malgun Gothic" w:hAnsi="Malgun Gothic" w:cs="Malgun Gothic" w:eastAsia="Malgun Gothic"/>
+                <w:b w:val="0"/>
+                <w:i w:val="0"/>
+                <w:sz w:val="20"/>
+              </w:rPr>
+              <w:t>so ein junger Mann in meiner Tür는 in + 3격이 쓰인 생략문입니다.</w:t>
+            </w:r>
+          </w:p>
+        </w:tc>
+      </w:tr>
+      <w:tr>
+        <w:tc>
+          <w:tcPr>
+            <w:tcW w:type="dxa" w:w="1500"/>
+            <w:tcBorders>
+              <w:top w:val="single" w:color="BFBFBF" w:sz="4"/>
+              <w:left w:val="single" w:color="BFBFBF" w:sz="4"/>
+              <w:bottom w:val="single" w:color="BFBFBF" w:sz="4"/>
+              <w:right w:val="single" w:color="BFBFBF" w:sz="4"/>
+            </w:tcBorders>
+            <w:shd w:fill="DEEAF6" w:color="auto" w:val="clear"/>
+          </w:tcPr>
+          <w:p>
+            <w:r>
+              <w:rPr>
+                <w:rFonts w:ascii="Malgun Gothic" w:hAnsi="Malgun Gothic" w:cs="Malgun Gothic" w:eastAsia="Malgun Gothic"/>
+                <w:b/>
+                <w:i w:val="0"/>
+                <w:color w:val="1F3864"/>
+                <w:sz w:val="20"/>
+              </w:rPr>
+              <w:t>시제</w:t>
+            </w:r>
+          </w:p>
+        </w:tc>
+        <w:tc>
+          <w:tcPr>
+            <w:tcW w:type="dxa" w:w="8138"/>
+            <w:tcBorders>
+              <w:top w:val="single" w:color="BFBFBF" w:sz="4"/>
+              <w:left w:val="single" w:color="BFBFBF" w:sz="4"/>
+              <w:bottom w:val="single" w:color="BFBFBF" w:sz="4"/>
+              <w:right w:val="single" w:color="BFBFBF" w:sz="4"/>
+            </w:tcBorders>
+          </w:tcPr>
+          <w:p>
+            <w:pPr>
+              <w:spacing w:after="40"/>
+            </w:pPr>
+            <w:r>
+              <w:rPr>
+                <w:rFonts w:ascii="Malgun Gothic" w:hAnsi="Malgun Gothic" w:cs="Malgun Gothic" w:eastAsia="Malgun Gothic"/>
+                <w:b w:val="0"/>
+                <w:i w:val="0"/>
+                <w:sz w:val="20"/>
+              </w:rPr>
+              <w:t>Möchten은 접속법 II 형태의 현재형입니다.</w:t>
+            </w:r>
+          </w:p>
+        </w:tc>
+      </w:tr>
+    </w:tbl>
+    <w:p>
+      <w:pPr>
+        <w:spacing w:after="0"/>
+      </w:pPr>
+    </w:p>
+    <w:p>
+      <w:pPr>
+        <w:keepNext/>
+        <w:spacing w:before="160"/>
+      </w:pPr>
+      <w:r>
+        <w:rPr>
+          <w:rFonts w:ascii="Arial" w:hAnsi="Arial" w:cs="Arial" w:eastAsia="Malgun Gothic"/>
+          <w:b/>
+          <w:i w:val="0"/>
+          <w:sz w:val="22"/>
+        </w:rPr>
+        <w:t>19. Felix: Sehr gern. Wissen Sie, ich habe heute sieben Stunden lang gelernt, wie sich ein Dankeschön anfühlt. Ihr Wasser macht das Dreizehnte.</w:t>
+      </w:r>
+    </w:p>
+    <w:p>
+      <w:pPr>
+        <w:keepNext/>
+        <w:ind w:left="340"/>
+      </w:pPr>
+      <w:r>
+        <w:rPr>
+          <w:rFonts w:ascii="Malgun Gothic" w:hAnsi="Malgun Gothic" w:cs="Malgun Gothic" w:eastAsia="Malgun Gothic"/>
+          <w:b w:val="0"/>
+          <w:i/>
+          <w:color w:val="404040"/>
+          <w:sz w:val="20"/>
+        </w:rPr>
+        <w:t>정말 감사합니다. 사실 저는 오늘 일곱 시간 동안 감사 인사가 어떤 느낌인지 배웠어요. 이 물이 열세 번째가 되겠네요.</w:t>
+      </w:r>
+    </w:p>
+    <w:tbl>
+      <w:tblPr>
+        <w:tblW w:type="auto" w:w="0"/>
+        <w:tblLayout w:type="fixed"/>
+        <w:tblLook w:firstColumn="1" w:firstRow="1" w:lastColumn="0" w:lastRow="0" w:noHBand="0" w:noVBand="1" w:val="04A0"/>
+      </w:tblPr>
+      <w:tblGrid>
+        <w:gridCol w:w="4819"/>
+        <w:gridCol w:w="4819"/>
+      </w:tblGrid>
+      <w:tr>
+        <w:tc>
+          <w:tcPr>
+            <w:tcW w:type="dxa" w:w="1500"/>
+            <w:tcBorders>
+              <w:top w:val="single" w:color="BFBFBF" w:sz="4"/>
+              <w:left w:val="single" w:color="BFBFBF" w:sz="4"/>
+              <w:bottom w:val="single" w:color="BFBFBF" w:sz="4"/>
+              <w:right w:val="single" w:color="BFBFBF" w:sz="4"/>
+            </w:tcBorders>
+            <w:shd w:fill="DEEAF6" w:color="auto" w:val="clear"/>
+          </w:tcPr>
+          <w:p>
+            <w:r>
+              <w:rPr>
+                <w:rFonts w:ascii="Malgun Gothic" w:hAnsi="Malgun Gothic" w:cs="Malgun Gothic" w:eastAsia="Malgun Gothic"/>
+                <w:b/>
+                <w:i w:val="0"/>
+                <w:color w:val="1F3864"/>
+                <w:sz w:val="20"/>
+              </w:rPr>
+              <w:t>주요 단어</w:t>
+            </w:r>
+          </w:p>
+        </w:tc>
+        <w:tc>
+          <w:tcPr>
+            <w:tcW w:type="dxa" w:w="8138"/>
+            <w:tcBorders>
+              <w:top w:val="single" w:color="BFBFBF" w:sz="4"/>
+              <w:left w:val="single" w:color="BFBFBF" w:sz="4"/>
+              <w:bottom w:val="single" w:color="BFBFBF" w:sz="4"/>
+              <w:right w:val="single" w:color="BFBFBF" w:sz="4"/>
+            </w:tcBorders>
+          </w:tcPr>
+          <w:p>
+            <w:pPr>
+              <w:spacing w:after="40"/>
+            </w:pPr>
+            <w:r>
+              <w:rPr>
+                <w:rFonts w:ascii="Arial" w:hAnsi="Arial" w:cs="Arial" w:eastAsia="Malgun Gothic"/>
+                <w:b/>
+                <w:i w:val="0"/>
+                <w:sz w:val="20"/>
+              </w:rPr>
+              <w:t>sich anfühlen</w:t>
+            </w:r>
+            <w:r>
+              <w:rPr>
+                <w:rFonts w:ascii="Malgun Gothic" w:hAnsi="Malgun Gothic" w:cs="Malgun Gothic" w:eastAsia="Malgun Gothic"/>
+                <w:b w:val="0"/>
+                <w:i w:val="0"/>
+                <w:sz w:val="20"/>
+              </w:rPr>
+              <w:t xml:space="preserve">  —  ~한 느낌이 들다</w:t>
+            </w:r>
+          </w:p>
+          <w:p>
+            <w:pPr>
+              <w:spacing w:after="40"/>
+            </w:pPr>
+            <w:r>
+              <w:rPr>
+                <w:rFonts w:ascii="Arial" w:hAnsi="Arial" w:cs="Arial" w:eastAsia="Malgun Gothic"/>
+                <w:b/>
+                <w:i w:val="0"/>
+                <w:sz w:val="20"/>
+              </w:rPr>
+              <w:t>das Dankeschön</w:t>
+            </w:r>
+            <w:r>
+              <w:rPr>
+                <w:rFonts w:ascii="Malgun Gothic" w:hAnsi="Malgun Gothic" w:cs="Malgun Gothic" w:eastAsia="Malgun Gothic"/>
+                <w:b w:val="0"/>
+                <w:i w:val="0"/>
+                <w:sz w:val="20"/>
+              </w:rPr>
+              <w:t xml:space="preserve">  —  감사</w:t>
+            </w:r>
+          </w:p>
+          <w:p>
+            <w:pPr>
+              <w:spacing w:after="40"/>
+            </w:pPr>
+            <w:r>
+              <w:rPr>
+                <w:rFonts w:ascii="Arial" w:hAnsi="Arial" w:cs="Arial" w:eastAsia="Malgun Gothic"/>
+                <w:b/>
+                <w:i w:val="0"/>
+                <w:sz w:val="20"/>
+              </w:rPr>
+              <w:t>lernen</w:t>
+            </w:r>
+            <w:r>
+              <w:rPr>
+                <w:rFonts w:ascii="Malgun Gothic" w:hAnsi="Malgun Gothic" w:cs="Malgun Gothic" w:eastAsia="Malgun Gothic"/>
+                <w:b w:val="0"/>
+                <w:i w:val="0"/>
+                <w:sz w:val="20"/>
+              </w:rPr>
+              <w:t xml:space="preserve">  —  배우다</w:t>
+            </w:r>
+          </w:p>
+        </w:tc>
+      </w:tr>
+      <w:tr>
+        <w:tc>
+          <w:tcPr>
+            <w:tcW w:type="dxa" w:w="1500"/>
+            <w:tcBorders>
+              <w:top w:val="single" w:color="BFBFBF" w:sz="4"/>
+              <w:left w:val="single" w:color="BFBFBF" w:sz="4"/>
+              <w:bottom w:val="single" w:color="BFBFBF" w:sz="4"/>
+              <w:right w:val="single" w:color="BFBFBF" w:sz="4"/>
+            </w:tcBorders>
+            <w:shd w:fill="DEEAF6" w:color="auto" w:val="clear"/>
+          </w:tcPr>
+          <w:p>
+            <w:r>
+              <w:rPr>
+                <w:rFonts w:ascii="Malgun Gothic" w:hAnsi="Malgun Gothic" w:cs="Malgun Gothic" w:eastAsia="Malgun Gothic"/>
+                <w:b/>
+                <w:i w:val="0"/>
+                <w:color w:val="1F3864"/>
+                <w:sz w:val="20"/>
+              </w:rPr>
+              <w:t>문법</w:t>
+            </w:r>
+          </w:p>
+        </w:tc>
+        <w:tc>
+          <w:tcPr>
+            <w:tcW w:type="dxa" w:w="8138"/>
+            <w:tcBorders>
+              <w:top w:val="single" w:color="BFBFBF" w:sz="4"/>
+              <w:left w:val="single" w:color="BFBFBF" w:sz="4"/>
+              <w:bottom w:val="single" w:color="BFBFBF" w:sz="4"/>
+              <w:right w:val="single" w:color="BFBFBF" w:sz="4"/>
+            </w:tcBorders>
+          </w:tcPr>
+          <w:p>
+            <w:pPr>
+              <w:spacing w:after="40"/>
+            </w:pPr>
+            <w:r>
+              <w:rPr>
+                <w:rFonts w:ascii="Malgun Gothic" w:hAnsi="Malgun Gothic" w:cs="Malgun Gothic" w:eastAsia="Malgun Gothic"/>
+                <w:b w:val="0"/>
+                <w:i w:val="0"/>
+                <w:sz w:val="20"/>
+              </w:rPr>
+              <w:t>ich habe ... gelernt, wie sich ein Dankeschön anfühlt에서 wie절의 anfühlt가 끝에서 붙습니다. sieben Stunden lang은 기간 표현입니다.</w:t>
+            </w:r>
+          </w:p>
+        </w:tc>
+      </w:tr>
+      <w:tr>
+        <w:tc>
+          <w:tcPr>
+            <w:tcW w:type="dxa" w:w="1500"/>
+            <w:tcBorders>
+              <w:top w:val="single" w:color="BFBFBF" w:sz="4"/>
+              <w:left w:val="single" w:color="BFBFBF" w:sz="4"/>
+              <w:bottom w:val="single" w:color="BFBFBF" w:sz="4"/>
+              <w:right w:val="single" w:color="BFBFBF" w:sz="4"/>
+            </w:tcBorders>
+            <w:shd w:fill="DEEAF6" w:color="auto" w:val="clear"/>
+          </w:tcPr>
+          <w:p>
+            <w:r>
+              <w:rPr>
+                <w:rFonts w:ascii="Malgun Gothic" w:hAnsi="Malgun Gothic" w:cs="Malgun Gothic" w:eastAsia="Malgun Gothic"/>
+                <w:b/>
+                <w:i w:val="0"/>
+                <w:color w:val="1F3864"/>
+                <w:sz w:val="20"/>
+              </w:rPr>
+              <w:t>표현</w:t>
+            </w:r>
+          </w:p>
+        </w:tc>
+        <w:tc>
+          <w:tcPr>
+            <w:tcW w:type="dxa" w:w="8138"/>
+            <w:tcBorders>
+              <w:top w:val="single" w:color="BFBFBF" w:sz="4"/>
+              <w:left w:val="single" w:color="BFBFBF" w:sz="4"/>
+              <w:bottom w:val="single" w:color="BFBFBF" w:sz="4"/>
+              <w:right w:val="single" w:color="BFBFBF" w:sz="4"/>
+            </w:tcBorders>
+          </w:tcPr>
+          <w:p>
+            <w:pPr>
+              <w:spacing w:after="40"/>
+            </w:pPr>
+            <w:r>
+              <w:rPr>
+                <w:rFonts w:ascii="Malgun Gothic" w:hAnsi="Malgun Gothic" w:cs="Malgun Gothic" w:eastAsia="Malgun Gothic"/>
+                <w:b w:val="0"/>
+                <w:i w:val="0"/>
+                <w:sz w:val="20"/>
+              </w:rPr>
+              <w:t>das Dreizehnte는 서수의 명사화입니다.</w:t>
+            </w:r>
+          </w:p>
+        </w:tc>
+      </w:tr>
+      <w:tr>
+        <w:tc>
+          <w:tcPr>
+            <w:tcW w:type="dxa" w:w="1500"/>
+            <w:tcBorders>
+              <w:top w:val="single" w:color="BFBFBF" w:sz="4"/>
+              <w:left w:val="single" w:color="BFBFBF" w:sz="4"/>
+              <w:bottom w:val="single" w:color="BFBFBF" w:sz="4"/>
+              <w:right w:val="single" w:color="BFBFBF" w:sz="4"/>
+            </w:tcBorders>
+            <w:shd w:fill="DEEAF6" w:color="auto" w:val="clear"/>
+          </w:tcPr>
+          <w:p>
+            <w:r>
+              <w:rPr>
+                <w:rFonts w:ascii="Malgun Gothic" w:hAnsi="Malgun Gothic" w:cs="Malgun Gothic" w:eastAsia="Malgun Gothic"/>
+                <w:b/>
+                <w:i w:val="0"/>
+                <w:color w:val="1F3864"/>
+                <w:sz w:val="20"/>
+              </w:rPr>
+              <w:t>시제</w:t>
+            </w:r>
+          </w:p>
+        </w:tc>
+        <w:tc>
+          <w:tcPr>
+            <w:tcW w:type="dxa" w:w="8138"/>
+            <w:tcBorders>
+              <w:top w:val="single" w:color="BFBFBF" w:sz="4"/>
+              <w:left w:val="single" w:color="BFBFBF" w:sz="4"/>
+              <w:bottom w:val="single" w:color="BFBFBF" w:sz="4"/>
+              <w:right w:val="single" w:color="BFBFBF" w:sz="4"/>
+            </w:tcBorders>
+          </w:tcPr>
+          <w:p>
+            <w:pPr>
+              <w:spacing w:after="40"/>
+            </w:pPr>
+            <w:r>
+              <w:rPr>
+                <w:rFonts w:ascii="Malgun Gothic" w:hAnsi="Malgun Gothic" w:cs="Malgun Gothic" w:eastAsia="Malgun Gothic"/>
+                <w:b w:val="0"/>
+                <w:i w:val="0"/>
+                <w:sz w:val="20"/>
+              </w:rPr>
+              <w:t>Wissen, macht는 현재형이고 habe ... gelernt는 현재완료입니다.</w:t>
+            </w:r>
+          </w:p>
+        </w:tc>
+      </w:tr>
+    </w:tbl>
+    <w:p>
+      <w:pPr>
+        <w:spacing w:after="0"/>
+      </w:pPr>
+    </w:p>
+    <w:p>
+      <w:pPr>
+        <w:keepNext/>
+        <w:spacing w:before="160"/>
+      </w:pPr>
+      <w:r>
+        <w:rPr>
+          <w:rFonts w:ascii="Arial" w:hAnsi="Arial" w:cs="Arial" w:eastAsia="Malgun Gothic"/>
+          <w:b/>
+          <w:i w:val="0"/>
+          <w:sz w:val="22"/>
+        </w:rPr>
+        <w:t>20. Felix: Ich habe heute zwölf Pizzen ausgeliefert, dreimal verfahren, einmal fast einen Radfahrer umgenietet und einem Rentner geholfen, seinen Einkaufswagen die Treppe hochzutragen. Ich fühle mich wie ein Mensch.</w:t>
       </w:r>
     </w:p>
     <w:p>
@@ -3407,7 +6161,7 @@
           <w:i w:val="0"/>
           <w:sz w:val="22"/>
         </w:rPr>
-        <w:t>12. Jonas: Zwölf an einem ersten Tag ist ein Rekord. Ich hatte an meinem ersten Tag sieben und habe zwei davon kalt geliefert.</w:t>
+        <w:t>21. Jonas: Zwölf an einem ersten Tag ist ein Rekord. Ich hatte an meinem ersten Tag sieben und habe zwei davon kalt geliefert.</w:t>
       </w:r>
     </w:p>
     <w:p>
@@ -3713,7 +6467,7 @@
           <w:i w:val="0"/>
           <w:sz w:val="22"/>
         </w:rPr>
-        <w:t>13. Felix: Weißt du, was das Schönste war? Der Moment, als eine Frau die Tür öffnete und sagte: „Endlich, ich habe so einen Hunger." Ich habe nie in meinem Leben jemanden mit so viel Dankbarkeit angesehen.</w:t>
+        <w:t>22. Felix: Weißt du, was das Schönste war? Der Moment, als eine Frau die Tür öffnete und sagte: „Endlich, ich habe so einen Hunger." Ich habe nie in meinem Leben jemanden mit so viel Dankbarkeit angesehen.</w:t>
       </w:r>
     </w:p>
     <w:p>
@@ -4019,7 +6773,7 @@
           <w:i w:val="0"/>
           <w:sz w:val="22"/>
         </w:rPr>
-        <w:t>14. Jonas: Das ist die Währung, mit der wir bezahlt werden. Nicht der Lohn, sondern die Dankbarkeit, die uns jemand ins Gesicht schreibt.</w:t>
+        <w:t>23. Jonas: Das ist die Währung, mit der wir bezahlt werden. Nicht der Lohn, sondern die Dankbarkeit, die uns jemand ins Gesicht schreibt.</w:t>
       </w:r>
     </w:p>
     <w:p>
@@ -4325,7 +7079,7 @@
           <w:i w:val="0"/>
           <w:sz w:val="22"/>
         </w:rPr>
-        <w:t>15. Felix: Das ist auch die Währung, in der Mama mich bezahlt, wenn ich Sonntag Kuchen mitbringe. Nur dass ich es bisher nie gemerkt habe.</w:t>
+        <w:t>24. Felix: Das ist auch die Währung, in der Mama mich bezahlt, wenn ich Sonntag Kuchen mitbringe. Nur dass ich es bisher nie gemerkt habe.</w:t>
       </w:r>
     </w:p>
     <w:p>
@@ -4631,7 +7385,7 @@
           <w:i w:val="0"/>
           <w:sz w:val="22"/>
         </w:rPr>
-        <w:t>16. Jonas: Am Nachmittag setzen wir uns in den Park am Kanal, mit zwei Dönern und einer Flasche Wasser. Felix streckt die Beine aus, sein Gesicht ist gerötet, die Augen glänzen.</w:t>
+        <w:t>25. Jonas: Am Nachmittag setzen wir uns in den Park am Kanal, mit zwei Dönern und einer Flasche Wasser. Felix streckt die Beine aus, sein Gesicht ist gerötet, die Augen glänzen.</w:t>
       </w:r>
     </w:p>
     <w:p>
@@ -4937,7 +7691,7 @@
           <w:i w:val="0"/>
           <w:sz w:val="22"/>
         </w:rPr>
-        <w:t>17. Felix: Jonas, darf ich dir etwas gestehen? Ich habe heute früh meine Kündigung geschrieben. Noch nicht abgeschickt, aber geschrieben.</w:t>
+        <w:t>26. Felix: Jonas, darf ich dir etwas gestehen? Ich habe heute früh meine Kündigung geschrieben. Noch nicht abgeschickt, aber geschrieben.</w:t>
       </w:r>
     </w:p>
     <w:p>
@@ -5243,7 +7997,7 @@
           <w:i w:val="0"/>
           <w:sz w:val="22"/>
         </w:rPr>
-        <w:t>18. Jonas: Dann lass sie noch zwei Tage in der Schublade liegen. Nicht aus Zweifel, sondern damit sie reifen kann.</w:t>
+        <w:t>27. Jonas: Dann lass sie noch zwei Tage in der Schublade liegen. Nicht aus Zweifel, sondern damit sie reifen kann.</w:t>
       </w:r>
     </w:p>
     <w:p>
@@ -5549,7 +8303,7 @@
           <w:i w:val="0"/>
           <w:sz w:val="22"/>
         </w:rPr>
-        <w:t>19. Felix: Das klingt wie ein Satz von Elif. Aber gut, ich warte. Mama wird es freuen und erschrecken zugleich.</w:t>
+        <w:t>28. Felix: Das klingt wie ein Satz von Elif. Aber gut, ich warte. Mama wird es freuen und erschrecken zugleich.</w:t>
       </w:r>
     </w:p>
     <w:p>
@@ -5855,7 +8609,7 @@
           <w:i w:val="0"/>
           <w:sz w:val="22"/>
         </w:rPr>
-        <w:t>20. Jonas: Am Abend schicke ich Mama ein Foto: Felix auf dem Rad, mit hochgerecktem Daumen und Dreck auf der Jacke. Darunter schreibe ich: „Der Banker hat gewonnen."</w:t>
+        <w:t>29. Jonas: Am Abend schicke ich Mama ein Foto: Felix auf dem Rad, mit hochgerecktem Daumen und Dreck auf der Jacke. Darunter schreibe ich: „Der Banker hat gewonnen."</w:t>
       </w:r>
     </w:p>
     <w:p>
@@ -6161,7 +8915,7 @@
           <w:i w:val="0"/>
           <w:sz w:val="22"/>
         </w:rPr>
-        <w:t>21. Mama: Zeig mir sofort das ganze Bild in groß! Ich muss es mir ausdrucken und an den Kühlschrank hängen. Dein Vater hätte gelacht.</w:t>
+        <w:t>30. Mama: Zeig mir sofort das ganze Bild in groß! Ich muss es mir ausdrucken und an den Kühlschrank hängen. Dein Vater hätte gelacht.</w:t>
       </w:r>
     </w:p>
     <w:p>
@@ -6467,7 +9221,7 @@
           <w:i w:val="0"/>
           <w:sz w:val="22"/>
         </w:rPr>
-        <w:t>22. Jonas: Ich sitze im Treppenhaus meiner Wohnung und lese ihre Zeilen immer wieder. Zum ersten Mal seit Jahren fühle ich keinen Druck, den Erwartungen meiner Familie gerecht zu werden.</w:t>
+        <w:t>31. Jonas: Ich sitze im Treppenhaus meiner Wohnung und lese ihre Zeilen immer wieder. Zum ersten Mal seit Jahren fühle ich keinen Druck, den Erwartungen meiner Familie gerecht zu werden.</w:t>
       </w:r>
     </w:p>
     <w:p>
